--- a/kpluz/docxs/Gen Math/Q1_LE1.docx
+++ b/kpluz/docxs/Gen Math/Q1_LE1.docx
@@ -94,7 +94,27 @@
           <w:sz w:val="24"/>
           <w:szCs w:val="24"/>
         </w:rPr>
-        <w:t>Every day, millions of workers earn a living. A factory worker operates machinery for an hourly wage. A teacher prepares lessons for a fixed monthly salary. A sales agent closes deals and earns commissions. A freelance sewer completes pieces and gets paid per item. Each of these workers receives income, but the way their earnings are calculated differs significantly.</w:t>
+        <w:t xml:space="preserve">Every day, millions of workers </w:t>
+      </w:r>
+      <w:r>
+        <w:rPr>
+          <w:rFonts w:ascii="Segoe UI" w:eastAsia="Times New Roman" w:hAnsi="Segoe UI" w:cs="Segoe UI"/>
+          <w:color w:val="0F1115"/>
+          <w:sz w:val="24"/>
+          <w:szCs w:val="24"/>
+        </w:rPr>
+        <w:t xml:space="preserve">go to work to </w:t>
+      </w:r>
+      <w:bookmarkStart w:id="0" w:name="_GoBack"/>
+      <w:bookmarkEnd w:id="0"/>
+      <w:r>
+        <w:rPr>
+          <w:rFonts w:ascii="Segoe UI" w:eastAsia="Times New Roman" w:hAnsi="Segoe UI" w:cs="Segoe UI"/>
+          <w:color w:val="0F1115"/>
+          <w:sz w:val="24"/>
+          <w:szCs w:val="24"/>
+        </w:rPr>
+        <w:t>earn a living. A factory worker operates machinery for an hourly wage. A teacher prepares lessons for a fixed monthly salary. A sales agent closes deals and earns commissions. A freelance sewer completes pieces and gets paid per item. Each of these workers receives income, but the way their earnings are calculated differs significantly.</w:t>
       </w:r>
     </w:p>
     <w:p>
@@ -256,8 +276,8 @@
       </w:tblPr>
       <w:tblGrid>
         <w:gridCol w:w="2867"/>
-        <w:gridCol w:w="5926"/>
-        <w:gridCol w:w="2487"/>
+        <w:gridCol w:w="4693"/>
+        <w:gridCol w:w="3720"/>
       </w:tblGrid>
       <w:tr>
         <w:trPr>
@@ -300,7 +320,7 @@
         </w:tc>
         <w:tc>
           <w:tcPr>
-            <w:tcW w:w="0" w:type="auto"/>
+            <w:tcW w:w="4693" w:type="dxa"/>
             <w:tcBorders>
               <w:top w:val="nil"/>
             </w:tcBorders>
@@ -334,7 +354,7 @@
         </w:tc>
         <w:tc>
           <w:tcPr>
-            <w:tcW w:w="0" w:type="auto"/>
+            <w:tcW w:w="3720" w:type="dxa"/>
             <w:tcBorders>
               <w:top w:val="nil"/>
             </w:tcBorders>
@@ -403,7 +423,7 @@
         </w:tc>
         <w:tc>
           <w:tcPr>
-            <w:tcW w:w="0" w:type="auto"/>
+            <w:tcW w:w="4693" w:type="dxa"/>
             <w:tcMar>
               <w:top w:w="150" w:type="dxa"/>
               <w:left w:w="240" w:type="dxa"/>
@@ -434,7 +454,7 @@
         </w:tc>
         <w:tc>
           <w:tcPr>
-            <w:tcW w:w="0" w:type="auto"/>
+            <w:tcW w:w="3720" w:type="dxa"/>
             <w:tcMar>
               <w:top w:w="150" w:type="dxa"/>
               <w:left w:w="240" w:type="dxa"/>
@@ -500,7 +520,7 @@
         </w:tc>
         <w:tc>
           <w:tcPr>
-            <w:tcW w:w="0" w:type="auto"/>
+            <w:tcW w:w="4693" w:type="dxa"/>
             <w:tcMar>
               <w:top w:w="150" w:type="dxa"/>
               <w:left w:w="240" w:type="dxa"/>
@@ -531,7 +551,7 @@
         </w:tc>
         <w:tc>
           <w:tcPr>
-            <w:tcW w:w="0" w:type="auto"/>
+            <w:tcW w:w="3720" w:type="dxa"/>
             <w:tcMar>
               <w:top w:w="150" w:type="dxa"/>
               <w:left w:w="240" w:type="dxa"/>
@@ -597,7 +617,7 @@
         </w:tc>
         <w:tc>
           <w:tcPr>
-            <w:tcW w:w="0" w:type="auto"/>
+            <w:tcW w:w="4693" w:type="dxa"/>
             <w:tcMar>
               <w:top w:w="150" w:type="dxa"/>
               <w:left w:w="240" w:type="dxa"/>
@@ -628,7 +648,7 @@
         </w:tc>
         <w:tc>
           <w:tcPr>
-            <w:tcW w:w="0" w:type="auto"/>
+            <w:tcW w:w="3720" w:type="dxa"/>
             <w:tcMar>
               <w:top w:w="150" w:type="dxa"/>
               <w:left w:w="240" w:type="dxa"/>
@@ -694,7 +714,7 @@
         </w:tc>
         <w:tc>
           <w:tcPr>
-            <w:tcW w:w="0" w:type="auto"/>
+            <w:tcW w:w="4693" w:type="dxa"/>
             <w:tcMar>
               <w:top w:w="150" w:type="dxa"/>
               <w:left w:w="240" w:type="dxa"/>
@@ -725,7 +745,7 @@
         </w:tc>
         <w:tc>
           <w:tcPr>
-            <w:tcW w:w="0" w:type="auto"/>
+            <w:tcW w:w="3720" w:type="dxa"/>
             <w:tcMar>
               <w:top w:w="150" w:type="dxa"/>
               <w:left w:w="240" w:type="dxa"/>
@@ -1295,6 +1315,152 @@
     </w:p>
     <w:p>
       <w:pPr>
+        <w:rPr>
+          <w:rFonts w:ascii="Segoe UI" w:eastAsia="Times New Roman" w:hAnsi="Segoe UI" w:cs="Segoe UI"/>
+          <w:b/>
+          <w:bCs/>
+          <w:color w:val="0F1115"/>
+          <w:sz w:val="30"/>
+          <w:szCs w:val="30"/>
+        </w:rPr>
+      </w:pPr>
+      <w:r>
+        <w:rPr>
+          <w:rFonts w:ascii="Segoe UI" w:eastAsia="Times New Roman" w:hAnsi="Segoe UI" w:cs="Segoe UI"/>
+          <w:b/>
+          <w:bCs/>
+          <w:color w:val="0F1115"/>
+          <w:sz w:val="30"/>
+          <w:szCs w:val="30"/>
+        </w:rPr>
+        <w:br w:type="page"/>
+      </w:r>
+    </w:p>
+    <w:p>
+      <w:pPr>
+        <w:shd w:val="clear" w:color="auto" w:fill="FFFFFF"/>
+        <w:spacing w:before="480" w:after="240" w:line="450" w:lineRule="atLeast"/>
+        <w:outlineLvl w:val="2"/>
+        <w:rPr>
+          <w:rFonts w:ascii="Segoe UI" w:eastAsia="Times New Roman" w:hAnsi="Segoe UI" w:cs="Segoe UI"/>
+          <w:b/>
+          <w:bCs/>
+          <w:color w:val="0F1115"/>
+          <w:sz w:val="30"/>
+          <w:szCs w:val="30"/>
+        </w:rPr>
+      </w:pPr>
+      <w:r>
+        <w:rPr>
+          <w:rFonts w:ascii="Segoe UI" w:eastAsia="Times New Roman" w:hAnsi="Segoe UI" w:cs="Segoe UI"/>
+          <w:b/>
+          <w:bCs/>
+          <w:color w:val="0F1115"/>
+          <w:sz w:val="30"/>
+          <w:szCs w:val="30"/>
+        </w:rPr>
+        <w:lastRenderedPageBreak/>
+        <w:t>Piecework</w:t>
+      </w:r>
+    </w:p>
+    <w:p>
+      <w:pPr>
+        <w:shd w:val="clear" w:color="auto" w:fill="FFFFFF"/>
+        <w:spacing w:before="240" w:after="240" w:line="240" w:lineRule="auto"/>
+        <w:rPr>
+          <w:rFonts w:ascii="Segoe UI" w:eastAsia="Times New Roman" w:hAnsi="Segoe UI" w:cs="Segoe UI"/>
+          <w:color w:val="0F1115"/>
+          <w:sz w:val="24"/>
+          <w:szCs w:val="24"/>
+        </w:rPr>
+      </w:pPr>
+      <w:r>
+        <w:rPr>
+          <w:rFonts w:ascii="Segoe UI" w:eastAsia="Times New Roman" w:hAnsi="Segoe UI" w:cs="Segoe UI"/>
+          <w:b/>
+          <w:bCs/>
+          <w:color w:val="0F1115"/>
+          <w:sz w:val="24"/>
+          <w:szCs w:val="24"/>
+        </w:rPr>
+        <w:t>Definition:</w:t>
+      </w:r>
+      <w:r>
+        <w:rPr>
+          <w:rFonts w:ascii="Segoe UI" w:eastAsia="Times New Roman" w:hAnsi="Segoe UI" w:cs="Segoe UI"/>
+          <w:color w:val="0F1115"/>
+          <w:sz w:val="24"/>
+          <w:szCs w:val="24"/>
+        </w:rPr>
+        <w:t> Earnings based on the number of items or products completed, regardless of time spent.</w:t>
+      </w:r>
+    </w:p>
+    <w:p>
+      <w:pPr>
+        <w:shd w:val="clear" w:color="auto" w:fill="FFFFFF"/>
+        <w:spacing w:before="240" w:after="240" w:line="240" w:lineRule="auto"/>
+        <w:rPr>
+          <w:rFonts w:ascii="Segoe UI" w:eastAsia="Times New Roman" w:hAnsi="Segoe UI" w:cs="Segoe UI"/>
+          <w:color w:val="0F1115"/>
+          <w:sz w:val="24"/>
+          <w:szCs w:val="24"/>
+        </w:rPr>
+      </w:pPr>
+      <w:r>
+        <w:rPr>
+          <w:rFonts w:ascii="Segoe UI" w:eastAsia="Times New Roman" w:hAnsi="Segoe UI" w:cs="Segoe UI"/>
+          <w:b/>
+          <w:bCs/>
+          <w:color w:val="0F1115"/>
+          <w:sz w:val="24"/>
+          <w:szCs w:val="24"/>
+        </w:rPr>
+        <w:t>Formula:</w:t>
+      </w:r>
+      <w:r>
+        <w:rPr>
+          <w:rFonts w:ascii="Segoe UI" w:eastAsia="Times New Roman" w:hAnsi="Segoe UI" w:cs="Segoe UI"/>
+          <w:color w:val="0F1115"/>
+          <w:sz w:val="24"/>
+          <w:szCs w:val="24"/>
+        </w:rPr>
+        <w:t> Piecework earnings = Number of units × rate per unit</w:t>
+      </w:r>
+    </w:p>
+    <w:p>
+      <w:pPr>
+        <w:shd w:val="clear" w:color="auto" w:fill="FFFFFF"/>
+        <w:spacing w:before="240" w:after="240" w:line="240" w:lineRule="auto"/>
+        <w:rPr>
+          <w:rFonts w:ascii="Segoe UI" w:eastAsia="Times New Roman" w:hAnsi="Segoe UI" w:cs="Segoe UI"/>
+          <w:color w:val="0F1115"/>
+          <w:sz w:val="24"/>
+          <w:szCs w:val="24"/>
+        </w:rPr>
+      </w:pPr>
+      <w:r>
+        <w:rPr>
+          <w:rFonts w:ascii="Segoe UI" w:eastAsia="Times New Roman" w:hAnsi="Segoe UI" w:cs="Segoe UI"/>
+          <w:b/>
+          <w:bCs/>
+          <w:color w:val="0F1115"/>
+          <w:sz w:val="24"/>
+          <w:szCs w:val="24"/>
+        </w:rPr>
+        <w:t>Example:</w:t>
+      </w:r>
+      <w:r>
+        <w:rPr>
+          <w:rFonts w:ascii="Segoe UI" w:eastAsia="Times New Roman" w:hAnsi="Segoe UI" w:cs="Segoe UI"/>
+          <w:color w:val="0F1115"/>
+          <w:sz w:val="24"/>
+          <w:szCs w:val="24"/>
+        </w:rPr>
+        <w:t> A sewer is paid ₱25 per face mask. She completes 200 masks in a week. Her weekly earnings are ₱25 × 200 = ₱5,000.</w:t>
+      </w:r>
+    </w:p>
+    <w:p>
+      <w:pPr>
         <w:shd w:val="clear" w:color="auto" w:fill="FFFFFF"/>
         <w:spacing w:before="480" w:after="240" w:line="450" w:lineRule="atLeast"/>
         <w:outlineLvl w:val="2"/>
@@ -1363,9 +1529,9 @@
         <w:tblLook w:val="04A0" w:firstRow="1" w:lastRow="0" w:firstColumn="1" w:lastColumn="0" w:noHBand="0" w:noVBand="1"/>
       </w:tblPr>
       <w:tblGrid>
-        <w:gridCol w:w="2809"/>
-        <w:gridCol w:w="4711"/>
-        <w:gridCol w:w="3760"/>
+        <w:gridCol w:w="2520"/>
+        <w:gridCol w:w="3600"/>
+        <w:gridCol w:w="5160"/>
       </w:tblGrid>
       <w:tr>
         <w:trPr>
@@ -1373,7 +1539,7 @@
         </w:trPr>
         <w:tc>
           <w:tcPr>
-            <w:tcW w:w="0" w:type="auto"/>
+            <w:tcW w:w="2520" w:type="dxa"/>
             <w:tcBorders>
               <w:top w:val="nil"/>
             </w:tcBorders>
@@ -1401,14 +1567,13 @@
                 <w:sz w:val="23"/>
                 <w:szCs w:val="23"/>
               </w:rPr>
-              <w:lastRenderedPageBreak/>
               <w:t>Type of Commission</w:t>
             </w:r>
           </w:p>
         </w:tc>
         <w:tc>
           <w:tcPr>
-            <w:tcW w:w="0" w:type="auto"/>
+            <w:tcW w:w="3600" w:type="dxa"/>
             <w:tcBorders>
               <w:top w:val="nil"/>
             </w:tcBorders>
@@ -1442,7 +1607,7 @@
         </w:tc>
         <w:tc>
           <w:tcPr>
-            <w:tcW w:w="0" w:type="auto"/>
+            <w:tcW w:w="5160" w:type="dxa"/>
             <w:tcBorders>
               <w:top w:val="nil"/>
             </w:tcBorders>
@@ -1478,7 +1643,7 @@
       <w:tr>
         <w:tc>
           <w:tcPr>
-            <w:tcW w:w="0" w:type="auto"/>
+            <w:tcW w:w="2520" w:type="dxa"/>
             <w:tcMar>
               <w:top w:w="150" w:type="dxa"/>
               <w:left w:w="0" w:type="dxa"/>
@@ -1511,7 +1676,7 @@
         </w:tc>
         <w:tc>
           <w:tcPr>
-            <w:tcW w:w="0" w:type="auto"/>
+            <w:tcW w:w="3600" w:type="dxa"/>
             <w:tcMar>
               <w:top w:w="150" w:type="dxa"/>
               <w:left w:w="240" w:type="dxa"/>
@@ -1542,7 +1707,7 @@
         </w:tc>
         <w:tc>
           <w:tcPr>
-            <w:tcW w:w="0" w:type="auto"/>
+            <w:tcW w:w="5160" w:type="dxa"/>
             <w:tcMar>
               <w:top w:w="150" w:type="dxa"/>
               <w:left w:w="240" w:type="dxa"/>
@@ -1575,7 +1740,7 @@
       <w:tr>
         <w:tc>
           <w:tcPr>
-            <w:tcW w:w="0" w:type="auto"/>
+            <w:tcW w:w="2520" w:type="dxa"/>
             <w:tcMar>
               <w:top w:w="150" w:type="dxa"/>
               <w:left w:w="0" w:type="dxa"/>
@@ -1608,7 +1773,7 @@
         </w:tc>
         <w:tc>
           <w:tcPr>
-            <w:tcW w:w="0" w:type="auto"/>
+            <w:tcW w:w="3600" w:type="dxa"/>
             <w:tcMar>
               <w:top w:w="150" w:type="dxa"/>
               <w:left w:w="240" w:type="dxa"/>
@@ -1639,7 +1804,7 @@
         </w:tc>
         <w:tc>
           <w:tcPr>
-            <w:tcW w:w="0" w:type="auto"/>
+            <w:tcW w:w="5160" w:type="dxa"/>
             <w:tcMar>
               <w:top w:w="150" w:type="dxa"/>
               <w:left w:w="240" w:type="dxa"/>
@@ -1699,129 +1864,25 @@
           <w:sz w:val="24"/>
           <w:szCs w:val="24"/>
         </w:rPr>
-        <w:t> A sales agent earns a ₱7,000 monthly base salary plus 5% commission on total sales. In one month, she sold ₱100,000 worth of products. Her commission is ₱100,000 × 5% = ₱5,000. Her total monthly income is ₱7,000 + ₱5,000 = ₱12,000.</w:t>
+        <w:t> A sales agent earns a ₱7,000 monthly base salary plus 5% commission on total sales. In one month, she sold ₱100,000 worth of products. Her commission is ₱100,000 × 5% = ₱5,000. Her total income</w:t>
       </w:r>
-    </w:p>
-    <w:p>
-      <w:pPr>
-        <w:shd w:val="clear" w:color="auto" w:fill="FFFFFF"/>
-        <w:spacing w:before="480" w:after="240" w:line="450" w:lineRule="atLeast"/>
-        <w:outlineLvl w:val="2"/>
-        <w:rPr>
-          <w:rFonts w:ascii="Segoe UI" w:eastAsia="Times New Roman" w:hAnsi="Segoe UI" w:cs="Segoe UI"/>
-          <w:b/>
-          <w:bCs/>
-          <w:color w:val="0F1115"/>
-          <w:sz w:val="30"/>
-          <w:szCs w:val="30"/>
-        </w:rPr>
-      </w:pPr>
       <w:r>
-        <w:rPr>
-          <w:rFonts w:ascii="Segoe UI" w:eastAsia="Times New Roman" w:hAnsi="Segoe UI" w:cs="Segoe UI"/>
-          <w:b/>
-          <w:bCs/>
-          <w:color w:val="0F1115"/>
-          <w:sz w:val="30"/>
-          <w:szCs w:val="30"/>
-        </w:rPr>
-        <w:t>Piecework</w:t>
-      </w:r>
-    </w:p>
-    <w:p>
-      <w:pPr>
-        <w:shd w:val="clear" w:color="auto" w:fill="FFFFFF"/>
-        <w:spacing w:before="240" w:after="240" w:line="240" w:lineRule="auto"/>
         <w:rPr>
           <w:rFonts w:ascii="Segoe UI" w:eastAsia="Times New Roman" w:hAnsi="Segoe UI" w:cs="Segoe UI"/>
           <w:color w:val="0F1115"/>
           <w:sz w:val="24"/>
           <w:szCs w:val="24"/>
         </w:rPr>
-      </w:pPr>
+        <w:t xml:space="preserve"> for the month</w:t>
+      </w:r>
       <w:r>
         <w:rPr>
           <w:rFonts w:ascii="Segoe UI" w:eastAsia="Times New Roman" w:hAnsi="Segoe UI" w:cs="Segoe UI"/>
-          <w:b/>
-          <w:bCs/>
           <w:color w:val="0F1115"/>
           <w:sz w:val="24"/>
           <w:szCs w:val="24"/>
         </w:rPr>
-        <w:t>Definition:</w:t>
-      </w:r>
-      <w:r>
-        <w:rPr>
-          <w:rFonts w:ascii="Segoe UI" w:eastAsia="Times New Roman" w:hAnsi="Segoe UI" w:cs="Segoe UI"/>
-          <w:color w:val="0F1115"/>
-          <w:sz w:val="24"/>
-          <w:szCs w:val="24"/>
-        </w:rPr>
-        <w:t> Earnings based on the number of items or products completed, regardless of time spent.</w:t>
-      </w:r>
-    </w:p>
-    <w:p>
-      <w:pPr>
-        <w:shd w:val="clear" w:color="auto" w:fill="FFFFFF"/>
-        <w:spacing w:before="240" w:after="240" w:line="240" w:lineRule="auto"/>
-        <w:rPr>
-          <w:rFonts w:ascii="Segoe UI" w:eastAsia="Times New Roman" w:hAnsi="Segoe UI" w:cs="Segoe UI"/>
-          <w:color w:val="0F1115"/>
-          <w:sz w:val="24"/>
-          <w:szCs w:val="24"/>
-        </w:rPr>
-      </w:pPr>
-      <w:r>
-        <w:rPr>
-          <w:rFonts w:ascii="Segoe UI" w:eastAsia="Times New Roman" w:hAnsi="Segoe UI" w:cs="Segoe UI"/>
-          <w:b/>
-          <w:bCs/>
-          <w:color w:val="0F1115"/>
-          <w:sz w:val="24"/>
-          <w:szCs w:val="24"/>
-        </w:rPr>
-        <w:t>Formula:</w:t>
-      </w:r>
-      <w:r>
-        <w:rPr>
-          <w:rFonts w:ascii="Segoe UI" w:eastAsia="Times New Roman" w:hAnsi="Segoe UI" w:cs="Segoe UI"/>
-          <w:color w:val="0F1115"/>
-          <w:sz w:val="24"/>
-          <w:szCs w:val="24"/>
-        </w:rPr>
-        <w:t> Piecework earnings = Number of units × rate per unit</w:t>
-      </w:r>
-    </w:p>
-    <w:p>
-      <w:pPr>
-        <w:shd w:val="clear" w:color="auto" w:fill="FFFFFF"/>
-        <w:spacing w:before="240" w:after="240" w:line="240" w:lineRule="auto"/>
-        <w:rPr>
-          <w:rFonts w:ascii="Segoe UI" w:eastAsia="Times New Roman" w:hAnsi="Segoe UI" w:cs="Segoe UI"/>
-          <w:color w:val="0F1115"/>
-          <w:sz w:val="24"/>
-          <w:szCs w:val="24"/>
-        </w:rPr>
-      </w:pPr>
-      <w:r>
-        <w:rPr>
-          <w:rFonts w:ascii="Segoe UI" w:eastAsia="Times New Roman" w:hAnsi="Segoe UI" w:cs="Segoe UI"/>
-          <w:b/>
-          <w:bCs/>
-          <w:color w:val="0F1115"/>
-          <w:sz w:val="24"/>
-          <w:szCs w:val="24"/>
-        </w:rPr>
-        <w:t>Example:</w:t>
-      </w:r>
-      <w:r>
-        <w:rPr>
-          <w:rFonts w:ascii="Segoe UI" w:eastAsia="Times New Roman" w:hAnsi="Segoe UI" w:cs="Segoe UI"/>
-          <w:color w:val="0F1115"/>
-          <w:sz w:val="24"/>
-          <w:szCs w:val="24"/>
-        </w:rPr>
-        <w:t> A sewer is paid ₱25 per face mask. She completes 200 masks in a week. Her weekly earnings are ₱25 × 200 = ₱5,000.</w:t>
+        <w:t xml:space="preserve"> is ₱7,000 + ₱5,000 = ₱12,000.</w:t>
       </w:r>
     </w:p>
     <w:p>
@@ -1983,6 +2044,7 @@
           <w:sz w:val="30"/>
           <w:szCs w:val="30"/>
         </w:rPr>
+        <w:lastRenderedPageBreak/>
         <w:t>Net Income (Take-Home Pay)</w:t>
       </w:r>
     </w:p>
@@ -2006,7 +2068,6 @@
           <w:sz w:val="24"/>
           <w:szCs w:val="24"/>
         </w:rPr>
-        <w:lastRenderedPageBreak/>
         <w:t>Definition:</w:t>
       </w:r>
       <w:r>
@@ -2203,8 +2264,8 @@
         <w:tblLook w:val="04A0" w:firstRow="1" w:lastRow="0" w:firstColumn="1" w:lastColumn="0" w:noHBand="0" w:noVBand="1"/>
       </w:tblPr>
       <w:tblGrid>
-        <w:gridCol w:w="3952"/>
-        <w:gridCol w:w="7328"/>
+        <w:gridCol w:w="3870"/>
+        <w:gridCol w:w="7410"/>
       </w:tblGrid>
       <w:tr>
         <w:trPr>
@@ -2212,7 +2273,7 @@
         </w:trPr>
         <w:tc>
           <w:tcPr>
-            <w:tcW w:w="0" w:type="auto"/>
+            <w:tcW w:w="3870" w:type="dxa"/>
             <w:tcBorders>
               <w:top w:val="nil"/>
             </w:tcBorders>
@@ -2246,7 +2307,7 @@
         </w:tc>
         <w:tc>
           <w:tcPr>
-            <w:tcW w:w="0" w:type="auto"/>
+            <w:tcW w:w="7410" w:type="dxa"/>
             <w:tcBorders>
               <w:top w:val="nil"/>
             </w:tcBorders>
@@ -2282,7 +2343,7 @@
       <w:tr>
         <w:tc>
           <w:tcPr>
-            <w:tcW w:w="0" w:type="auto"/>
+            <w:tcW w:w="3870" w:type="dxa"/>
             <w:tcMar>
               <w:top w:w="150" w:type="dxa"/>
               <w:left w:w="0" w:type="dxa"/>
@@ -2315,7 +2376,7 @@
         </w:tc>
         <w:tc>
           <w:tcPr>
-            <w:tcW w:w="0" w:type="auto"/>
+            <w:tcW w:w="7410" w:type="dxa"/>
             <w:tcMar>
               <w:top w:w="150" w:type="dxa"/>
               <w:left w:w="240" w:type="dxa"/>
@@ -2348,7 +2409,7 @@
       <w:tr>
         <w:tc>
           <w:tcPr>
-            <w:tcW w:w="0" w:type="auto"/>
+            <w:tcW w:w="3870" w:type="dxa"/>
             <w:tcMar>
               <w:top w:w="150" w:type="dxa"/>
               <w:left w:w="0" w:type="dxa"/>
@@ -2381,7 +2442,7 @@
         </w:tc>
         <w:tc>
           <w:tcPr>
-            <w:tcW w:w="0" w:type="auto"/>
+            <w:tcW w:w="7410" w:type="dxa"/>
             <w:tcMar>
               <w:top w:w="150" w:type="dxa"/>
               <w:left w:w="240" w:type="dxa"/>
@@ -2414,7 +2475,7 @@
       <w:tr>
         <w:tc>
           <w:tcPr>
-            <w:tcW w:w="0" w:type="auto"/>
+            <w:tcW w:w="3870" w:type="dxa"/>
             <w:tcMar>
               <w:top w:w="150" w:type="dxa"/>
               <w:left w:w="0" w:type="dxa"/>
@@ -2447,7 +2508,7 @@
         </w:tc>
         <w:tc>
           <w:tcPr>
-            <w:tcW w:w="0" w:type="auto"/>
+            <w:tcW w:w="7410" w:type="dxa"/>
             <w:tcMar>
               <w:top w:w="150" w:type="dxa"/>
               <w:left w:w="240" w:type="dxa"/>
@@ -2472,7 +2533,25 @@
                 <w:sz w:val="23"/>
                 <w:szCs w:val="23"/>
               </w:rPr>
-              <w:t>Approximately 5% of monthly salary (subject to contribution table)</w:t>
+              <w:t xml:space="preserve">Approximately 5% of monthly salary (subject to </w:t>
+            </w:r>
+          </w:p>
+          <w:p>
+            <w:pPr>
+              <w:spacing w:after="0" w:line="375" w:lineRule="atLeast"/>
+              <w:rPr>
+                <w:rFonts w:ascii="Segoe UI" w:eastAsia="Times New Roman" w:hAnsi="Segoe UI" w:cs="Segoe UI"/>
+                <w:sz w:val="23"/>
+                <w:szCs w:val="23"/>
+              </w:rPr>
+            </w:pPr>
+            <w:r>
+              <w:rPr>
+                <w:rFonts w:ascii="Segoe UI" w:eastAsia="Times New Roman" w:hAnsi="Segoe UI" w:cs="Segoe UI"/>
+                <w:sz w:val="23"/>
+                <w:szCs w:val="23"/>
+              </w:rPr>
+              <w:t>contribution table)</w:t>
             </w:r>
           </w:p>
         </w:tc>
@@ -2480,7 +2559,7 @@
       <w:tr>
         <w:tc>
           <w:tcPr>
-            <w:tcW w:w="0" w:type="auto"/>
+            <w:tcW w:w="3870" w:type="dxa"/>
             <w:tcMar>
               <w:top w:w="150" w:type="dxa"/>
               <w:left w:w="0" w:type="dxa"/>
@@ -2513,7 +2592,7 @@
         </w:tc>
         <w:tc>
           <w:tcPr>
-            <w:tcW w:w="0" w:type="auto"/>
+            <w:tcW w:w="7410" w:type="dxa"/>
             <w:tcMar>
               <w:top w:w="150" w:type="dxa"/>
               <w:left w:w="240" w:type="dxa"/>
@@ -2567,6 +2646,7 @@
           <w:sz w:val="30"/>
           <w:szCs w:val="30"/>
         </w:rPr>
+        <w:lastRenderedPageBreak/>
         <w:t>Government Service Insurance System (GSIS)</w:t>
       </w:r>
     </w:p>
@@ -2619,7 +2699,6 @@
                 <w:sz w:val="23"/>
                 <w:szCs w:val="23"/>
               </w:rPr>
-              <w:lastRenderedPageBreak/>
               <w:t>Feature</w:t>
             </w:r>
           </w:p>
@@ -2896,8 +2975,8 @@
         <w:tblLook w:val="04A0" w:firstRow="1" w:lastRow="0" w:firstColumn="1" w:lastColumn="0" w:noHBand="0" w:noVBand="1"/>
       </w:tblPr>
       <w:tblGrid>
-        <w:gridCol w:w="2108"/>
-        <w:gridCol w:w="9172"/>
+        <w:gridCol w:w="2467"/>
+        <w:gridCol w:w="8813"/>
       </w:tblGrid>
       <w:tr>
         <w:trPr>
@@ -3165,7 +3244,25 @@
                 <w:sz w:val="23"/>
                 <w:szCs w:val="23"/>
               </w:rPr>
-              <w:t>2.5% of monthly salary (the total 5% is shared equally by employee and employer)</w:t>
+              <w:t xml:space="preserve">2.5% of monthly salary (the total 5% is shared equally by employee </w:t>
+            </w:r>
+          </w:p>
+          <w:p>
+            <w:pPr>
+              <w:spacing w:after="0" w:line="375" w:lineRule="atLeast"/>
+              <w:rPr>
+                <w:rFonts w:ascii="Segoe UI" w:eastAsia="Times New Roman" w:hAnsi="Segoe UI" w:cs="Segoe UI"/>
+                <w:sz w:val="23"/>
+                <w:szCs w:val="23"/>
+              </w:rPr>
+            </w:pPr>
+            <w:r>
+              <w:rPr>
+                <w:rFonts w:ascii="Segoe UI" w:eastAsia="Times New Roman" w:hAnsi="Segoe UI" w:cs="Segoe UI"/>
+                <w:sz w:val="23"/>
+                <w:szCs w:val="23"/>
+              </w:rPr>
+              <w:t>and employer)</w:t>
             </w:r>
           </w:p>
         </w:tc>
@@ -3498,7 +3595,12 @@
           <w:szCs w:val="30"/>
         </w:rPr>
       </w:pPr>
-      <w:r>
+    </w:p>
+    <w:p>
+      <w:pPr>
+        <w:shd w:val="clear" w:color="auto" w:fill="FFFFFF"/>
+        <w:spacing w:before="480" w:after="240" w:line="450" w:lineRule="atLeast"/>
+        <w:outlineLvl w:val="2"/>
         <w:rPr>
           <w:rFonts w:ascii="Segoe UI" w:eastAsia="Times New Roman" w:hAnsi="Segoe UI" w:cs="Segoe UI"/>
           <w:b/>
@@ -3507,6 +3609,17 @@
           <w:sz w:val="30"/>
           <w:szCs w:val="30"/>
         </w:rPr>
+      </w:pPr>
+      <w:r>
+        <w:rPr>
+          <w:rFonts w:ascii="Segoe UI" w:eastAsia="Times New Roman" w:hAnsi="Segoe UI" w:cs="Segoe UI"/>
+          <w:b/>
+          <w:bCs/>
+          <w:color w:val="0F1115"/>
+          <w:sz w:val="30"/>
+          <w:szCs w:val="30"/>
+        </w:rPr>
+        <w:lastRenderedPageBreak/>
         <w:t>Withholding Tax (BIR)</w:t>
       </w:r>
     </w:p>
@@ -3694,7 +3807,6 @@
                 <w:sz w:val="23"/>
                 <w:szCs w:val="23"/>
               </w:rPr>
-              <w:lastRenderedPageBreak/>
               <w:t>Purpose</w:t>
             </w:r>
           </w:p>
@@ -4091,9 +4203,9 @@
         <w:tblLook w:val="04A0" w:firstRow="1" w:lastRow="0" w:firstColumn="1" w:lastColumn="0" w:noHBand="0" w:noVBand="1"/>
       </w:tblPr>
       <w:tblGrid>
-        <w:gridCol w:w="3707"/>
-        <w:gridCol w:w="5711"/>
-        <w:gridCol w:w="1862"/>
+        <w:gridCol w:w="2970"/>
+        <w:gridCol w:w="3690"/>
+        <w:gridCol w:w="4620"/>
       </w:tblGrid>
       <w:tr>
         <w:trPr>
@@ -4101,7 +4213,7 @@
         </w:trPr>
         <w:tc>
           <w:tcPr>
-            <w:tcW w:w="0" w:type="auto"/>
+            <w:tcW w:w="2970" w:type="dxa"/>
             <w:tcBorders>
               <w:top w:val="nil"/>
             </w:tcBorders>
@@ -4135,7 +4247,7 @@
         </w:tc>
         <w:tc>
           <w:tcPr>
-            <w:tcW w:w="0" w:type="auto"/>
+            <w:tcW w:w="3690" w:type="dxa"/>
             <w:tcBorders>
               <w:top w:val="nil"/>
             </w:tcBorders>
@@ -4169,7 +4281,7 @@
         </w:tc>
         <w:tc>
           <w:tcPr>
-            <w:tcW w:w="0" w:type="auto"/>
+            <w:tcW w:w="4620" w:type="dxa"/>
             <w:tcBorders>
               <w:top w:val="nil"/>
             </w:tcBorders>
@@ -4205,7 +4317,7 @@
       <w:tr>
         <w:tc>
           <w:tcPr>
-            <w:tcW w:w="0" w:type="auto"/>
+            <w:tcW w:w="2970" w:type="dxa"/>
             <w:tcMar>
               <w:top w:w="150" w:type="dxa"/>
               <w:left w:w="0" w:type="dxa"/>
@@ -4238,7 +4350,7 @@
         </w:tc>
         <w:tc>
           <w:tcPr>
-            <w:tcW w:w="0" w:type="auto"/>
+            <w:tcW w:w="3690" w:type="dxa"/>
             <w:tcMar>
               <w:top w:w="150" w:type="dxa"/>
               <w:left w:w="240" w:type="dxa"/>
@@ -4269,7 +4381,7 @@
         </w:tc>
         <w:tc>
           <w:tcPr>
-            <w:tcW w:w="0" w:type="auto"/>
+            <w:tcW w:w="4620" w:type="dxa"/>
             <w:tcMar>
               <w:top w:w="150" w:type="dxa"/>
               <w:left w:w="240" w:type="dxa"/>
@@ -4302,7 +4414,7 @@
       <w:tr>
         <w:tc>
           <w:tcPr>
-            <w:tcW w:w="0" w:type="auto"/>
+            <w:tcW w:w="2970" w:type="dxa"/>
             <w:tcMar>
               <w:top w:w="150" w:type="dxa"/>
               <w:left w:w="0" w:type="dxa"/>
@@ -4335,7 +4447,7 @@
         </w:tc>
         <w:tc>
           <w:tcPr>
-            <w:tcW w:w="0" w:type="auto"/>
+            <w:tcW w:w="3690" w:type="dxa"/>
             <w:tcMar>
               <w:top w:w="150" w:type="dxa"/>
               <w:left w:w="240" w:type="dxa"/>
@@ -4366,7 +4478,7 @@
         </w:tc>
         <w:tc>
           <w:tcPr>
-            <w:tcW w:w="0" w:type="auto"/>
+            <w:tcW w:w="4620" w:type="dxa"/>
             <w:tcMar>
               <w:top w:w="150" w:type="dxa"/>
               <w:left w:w="240" w:type="dxa"/>
@@ -4399,7 +4511,7 @@
       <w:tr>
         <w:tc>
           <w:tcPr>
-            <w:tcW w:w="0" w:type="auto"/>
+            <w:tcW w:w="2970" w:type="dxa"/>
             <w:tcMar>
               <w:top w:w="150" w:type="dxa"/>
               <w:left w:w="0" w:type="dxa"/>
@@ -4426,13 +4538,14 @@
                 <w:sz w:val="23"/>
                 <w:szCs w:val="23"/>
               </w:rPr>
+              <w:lastRenderedPageBreak/>
               <w:t>PhilHealth (2.5%)</w:t>
             </w:r>
           </w:p>
         </w:tc>
         <w:tc>
           <w:tcPr>
-            <w:tcW w:w="0" w:type="auto"/>
+            <w:tcW w:w="3690" w:type="dxa"/>
             <w:tcMar>
               <w:top w:w="150" w:type="dxa"/>
               <w:left w:w="240" w:type="dxa"/>
@@ -4463,7 +4576,7 @@
         </w:tc>
         <w:tc>
           <w:tcPr>
-            <w:tcW w:w="0" w:type="auto"/>
+            <w:tcW w:w="4620" w:type="dxa"/>
             <w:tcMar>
               <w:top w:w="150" w:type="dxa"/>
               <w:left w:w="240" w:type="dxa"/>
@@ -4496,7 +4609,7 @@
       <w:tr>
         <w:tc>
           <w:tcPr>
-            <w:tcW w:w="0" w:type="auto"/>
+            <w:tcW w:w="2970" w:type="dxa"/>
             <w:tcMar>
               <w:top w:w="150" w:type="dxa"/>
               <w:left w:w="0" w:type="dxa"/>
@@ -4529,7 +4642,7 @@
         </w:tc>
         <w:tc>
           <w:tcPr>
-            <w:tcW w:w="0" w:type="auto"/>
+            <w:tcW w:w="3690" w:type="dxa"/>
             <w:tcMar>
               <w:top w:w="150" w:type="dxa"/>
               <w:left w:w="240" w:type="dxa"/>
@@ -4560,7 +4673,7 @@
         </w:tc>
         <w:tc>
           <w:tcPr>
-            <w:tcW w:w="0" w:type="auto"/>
+            <w:tcW w:w="4620" w:type="dxa"/>
             <w:tcMar>
               <w:top w:w="150" w:type="dxa"/>
               <w:left w:w="240" w:type="dxa"/>
@@ -4593,7 +4706,7 @@
       <w:tr>
         <w:tc>
           <w:tcPr>
-            <w:tcW w:w="0" w:type="auto"/>
+            <w:tcW w:w="2970" w:type="dxa"/>
             <w:tcMar>
               <w:top w:w="150" w:type="dxa"/>
               <w:left w:w="0" w:type="dxa"/>
@@ -4620,14 +4733,13 @@
                 <w:sz w:val="23"/>
                 <w:szCs w:val="23"/>
               </w:rPr>
-              <w:lastRenderedPageBreak/>
               <w:t>Withholding Tax</w:t>
             </w:r>
           </w:p>
         </w:tc>
         <w:tc>
           <w:tcPr>
-            <w:tcW w:w="0" w:type="auto"/>
+            <w:tcW w:w="3690" w:type="dxa"/>
             <w:tcMar>
               <w:top w:w="150" w:type="dxa"/>
               <w:left w:w="240" w:type="dxa"/>
@@ -4658,7 +4770,7 @@
         </w:tc>
         <w:tc>
           <w:tcPr>
-            <w:tcW w:w="0" w:type="auto"/>
+            <w:tcW w:w="4620" w:type="dxa"/>
             <w:tcMar>
               <w:top w:w="150" w:type="dxa"/>
               <w:left w:w="240" w:type="dxa"/>
@@ -4691,7 +4803,7 @@
       <w:tr>
         <w:tc>
           <w:tcPr>
-            <w:tcW w:w="0" w:type="auto"/>
+            <w:tcW w:w="2970" w:type="dxa"/>
             <w:tcMar>
               <w:top w:w="150" w:type="dxa"/>
               <w:left w:w="0" w:type="dxa"/>
@@ -4724,7 +4836,7 @@
         </w:tc>
         <w:tc>
           <w:tcPr>
-            <w:tcW w:w="0" w:type="auto"/>
+            <w:tcW w:w="3690" w:type="dxa"/>
             <w:tcMar>
               <w:top w:w="150" w:type="dxa"/>
               <w:left w:w="240" w:type="dxa"/>
@@ -4755,7 +4867,7 @@
         </w:tc>
         <w:tc>
           <w:tcPr>
-            <w:tcW w:w="0" w:type="auto"/>
+            <w:tcW w:w="4620" w:type="dxa"/>
             <w:tcMar>
               <w:top w:w="150" w:type="dxa"/>
               <w:left w:w="240" w:type="dxa"/>
@@ -4788,7 +4900,7 @@
       <w:tr>
         <w:tc>
           <w:tcPr>
-            <w:tcW w:w="0" w:type="auto"/>
+            <w:tcW w:w="2970" w:type="dxa"/>
             <w:tcMar>
               <w:top w:w="150" w:type="dxa"/>
               <w:left w:w="0" w:type="dxa"/>
@@ -4821,7 +4933,7 @@
         </w:tc>
         <w:tc>
           <w:tcPr>
-            <w:tcW w:w="0" w:type="auto"/>
+            <w:tcW w:w="3690" w:type="dxa"/>
             <w:tcMar>
               <w:top w:w="150" w:type="dxa"/>
               <w:left w:w="240" w:type="dxa"/>
@@ -4852,7 +4964,7 @@
         </w:tc>
         <w:tc>
           <w:tcPr>
-            <w:tcW w:w="0" w:type="auto"/>
+            <w:tcW w:w="4620" w:type="dxa"/>
             <w:tcMar>
               <w:top w:w="150" w:type="dxa"/>
               <w:left w:w="240" w:type="dxa"/>
@@ -4953,9 +5065,9 @@
         <w:tblLook w:val="04A0" w:firstRow="1" w:lastRow="0" w:firstColumn="1" w:lastColumn="0" w:noHBand="0" w:noVBand="1"/>
       </w:tblPr>
       <w:tblGrid>
-        <w:gridCol w:w="3537"/>
-        <w:gridCol w:w="5511"/>
-        <w:gridCol w:w="2232"/>
+        <w:gridCol w:w="2970"/>
+        <w:gridCol w:w="3780"/>
+        <w:gridCol w:w="4530"/>
       </w:tblGrid>
       <w:tr>
         <w:trPr>
@@ -4963,7 +5075,7 @@
         </w:trPr>
         <w:tc>
           <w:tcPr>
-            <w:tcW w:w="0" w:type="auto"/>
+            <w:tcW w:w="2970" w:type="dxa"/>
             <w:tcBorders>
               <w:top w:val="nil"/>
             </w:tcBorders>
@@ -4997,7 +5109,7 @@
         </w:tc>
         <w:tc>
           <w:tcPr>
-            <w:tcW w:w="0" w:type="auto"/>
+            <w:tcW w:w="3780" w:type="dxa"/>
             <w:tcBorders>
               <w:top w:val="nil"/>
             </w:tcBorders>
@@ -5031,7 +5143,7 @@
         </w:tc>
         <w:tc>
           <w:tcPr>
-            <w:tcW w:w="0" w:type="auto"/>
+            <w:tcW w:w="4530" w:type="dxa"/>
             <w:tcBorders>
               <w:top w:val="nil"/>
             </w:tcBorders>
@@ -5067,7 +5179,7 @@
       <w:tr>
         <w:tc>
           <w:tcPr>
-            <w:tcW w:w="0" w:type="auto"/>
+            <w:tcW w:w="2970" w:type="dxa"/>
             <w:tcMar>
               <w:top w:w="150" w:type="dxa"/>
               <w:left w:w="0" w:type="dxa"/>
@@ -5100,7 +5212,7 @@
         </w:tc>
         <w:tc>
           <w:tcPr>
-            <w:tcW w:w="0" w:type="auto"/>
+            <w:tcW w:w="3780" w:type="dxa"/>
             <w:tcMar>
               <w:top w:w="150" w:type="dxa"/>
               <w:left w:w="240" w:type="dxa"/>
@@ -5131,7 +5243,7 @@
         </w:tc>
         <w:tc>
           <w:tcPr>
-            <w:tcW w:w="0" w:type="auto"/>
+            <w:tcW w:w="4530" w:type="dxa"/>
             <w:tcMar>
               <w:top w:w="150" w:type="dxa"/>
               <w:left w:w="240" w:type="dxa"/>
@@ -5164,7 +5276,7 @@
       <w:tr>
         <w:tc>
           <w:tcPr>
-            <w:tcW w:w="0" w:type="auto"/>
+            <w:tcW w:w="2970" w:type="dxa"/>
             <w:tcMar>
               <w:top w:w="150" w:type="dxa"/>
               <w:left w:w="0" w:type="dxa"/>
@@ -5197,7 +5309,7 @@
         </w:tc>
         <w:tc>
           <w:tcPr>
-            <w:tcW w:w="0" w:type="auto"/>
+            <w:tcW w:w="3780" w:type="dxa"/>
             <w:tcMar>
               <w:top w:w="150" w:type="dxa"/>
               <w:left w:w="240" w:type="dxa"/>
@@ -5228,7 +5340,7 @@
         </w:tc>
         <w:tc>
           <w:tcPr>
-            <w:tcW w:w="0" w:type="auto"/>
+            <w:tcW w:w="4530" w:type="dxa"/>
             <w:tcMar>
               <w:top w:w="150" w:type="dxa"/>
               <w:left w:w="240" w:type="dxa"/>
@@ -5261,7 +5373,7 @@
       <w:tr>
         <w:tc>
           <w:tcPr>
-            <w:tcW w:w="0" w:type="auto"/>
+            <w:tcW w:w="2970" w:type="dxa"/>
             <w:tcMar>
               <w:top w:w="150" w:type="dxa"/>
               <w:left w:w="0" w:type="dxa"/>
@@ -5294,7 +5406,7 @@
         </w:tc>
         <w:tc>
           <w:tcPr>
-            <w:tcW w:w="0" w:type="auto"/>
+            <w:tcW w:w="3780" w:type="dxa"/>
             <w:tcMar>
               <w:top w:w="150" w:type="dxa"/>
               <w:left w:w="240" w:type="dxa"/>
@@ -5325,7 +5437,7 @@
         </w:tc>
         <w:tc>
           <w:tcPr>
-            <w:tcW w:w="0" w:type="auto"/>
+            <w:tcW w:w="4530" w:type="dxa"/>
             <w:tcMar>
               <w:top w:w="150" w:type="dxa"/>
               <w:left w:w="240" w:type="dxa"/>
@@ -5358,7 +5470,7 @@
       <w:tr>
         <w:tc>
           <w:tcPr>
-            <w:tcW w:w="0" w:type="auto"/>
+            <w:tcW w:w="2970" w:type="dxa"/>
             <w:tcMar>
               <w:top w:w="150" w:type="dxa"/>
               <w:left w:w="0" w:type="dxa"/>
@@ -5391,7 +5503,7 @@
         </w:tc>
         <w:tc>
           <w:tcPr>
-            <w:tcW w:w="0" w:type="auto"/>
+            <w:tcW w:w="3780" w:type="dxa"/>
             <w:tcMar>
               <w:top w:w="150" w:type="dxa"/>
               <w:left w:w="240" w:type="dxa"/>
@@ -5422,7 +5534,7 @@
         </w:tc>
         <w:tc>
           <w:tcPr>
-            <w:tcW w:w="0" w:type="auto"/>
+            <w:tcW w:w="4530" w:type="dxa"/>
             <w:tcMar>
               <w:top w:w="150" w:type="dxa"/>
               <w:left w:w="240" w:type="dxa"/>
@@ -5455,7 +5567,7 @@
       <w:tr>
         <w:tc>
           <w:tcPr>
-            <w:tcW w:w="0" w:type="auto"/>
+            <w:tcW w:w="2970" w:type="dxa"/>
             <w:tcMar>
               <w:top w:w="150" w:type="dxa"/>
               <w:left w:w="0" w:type="dxa"/>
@@ -5488,7 +5600,7 @@
         </w:tc>
         <w:tc>
           <w:tcPr>
-            <w:tcW w:w="0" w:type="auto"/>
+            <w:tcW w:w="3780" w:type="dxa"/>
             <w:tcMar>
               <w:top w:w="150" w:type="dxa"/>
               <w:left w:w="240" w:type="dxa"/>
@@ -5519,7 +5631,7 @@
         </w:tc>
         <w:tc>
           <w:tcPr>
-            <w:tcW w:w="0" w:type="auto"/>
+            <w:tcW w:w="4530" w:type="dxa"/>
             <w:tcMar>
               <w:top w:w="150" w:type="dxa"/>
               <w:left w:w="240" w:type="dxa"/>
@@ -5552,7 +5664,7 @@
       <w:tr>
         <w:tc>
           <w:tcPr>
-            <w:tcW w:w="0" w:type="auto"/>
+            <w:tcW w:w="2970" w:type="dxa"/>
             <w:tcMar>
               <w:top w:w="150" w:type="dxa"/>
               <w:left w:w="0" w:type="dxa"/>
@@ -5585,7 +5697,7 @@
         </w:tc>
         <w:tc>
           <w:tcPr>
-            <w:tcW w:w="0" w:type="auto"/>
+            <w:tcW w:w="3780" w:type="dxa"/>
             <w:tcMar>
               <w:top w:w="150" w:type="dxa"/>
               <w:left w:w="240" w:type="dxa"/>
@@ -5616,7 +5728,7 @@
         </w:tc>
         <w:tc>
           <w:tcPr>
-            <w:tcW w:w="0" w:type="auto"/>
+            <w:tcW w:w="4530" w:type="dxa"/>
             <w:tcMar>
               <w:top w:w="150" w:type="dxa"/>
               <w:left w:w="240" w:type="dxa"/>
@@ -5649,7 +5761,7 @@
       <w:tr>
         <w:tc>
           <w:tcPr>
-            <w:tcW w:w="0" w:type="auto"/>
+            <w:tcW w:w="2970" w:type="dxa"/>
             <w:tcMar>
               <w:top w:w="150" w:type="dxa"/>
               <w:left w:w="0" w:type="dxa"/>
@@ -5682,7 +5794,7 @@
         </w:tc>
         <w:tc>
           <w:tcPr>
-            <w:tcW w:w="0" w:type="auto"/>
+            <w:tcW w:w="3780" w:type="dxa"/>
             <w:tcMar>
               <w:top w:w="150" w:type="dxa"/>
               <w:left w:w="240" w:type="dxa"/>
@@ -5713,7 +5825,7 @@
         </w:tc>
         <w:tc>
           <w:tcPr>
-            <w:tcW w:w="0" w:type="auto"/>
+            <w:tcW w:w="4530" w:type="dxa"/>
             <w:tcMar>
               <w:top w:w="150" w:type="dxa"/>
               <w:left w:w="240" w:type="dxa"/>
@@ -5746,7 +5858,7 @@
       <w:tr>
         <w:tc>
           <w:tcPr>
-            <w:tcW w:w="0" w:type="auto"/>
+            <w:tcW w:w="2970" w:type="dxa"/>
             <w:tcMar>
               <w:top w:w="150" w:type="dxa"/>
               <w:left w:w="0" w:type="dxa"/>
@@ -5779,7 +5891,7 @@
         </w:tc>
         <w:tc>
           <w:tcPr>
-            <w:tcW w:w="0" w:type="auto"/>
+            <w:tcW w:w="3780" w:type="dxa"/>
             <w:tcMar>
               <w:top w:w="150" w:type="dxa"/>
               <w:left w:w="240" w:type="dxa"/>
@@ -5810,7 +5922,7 @@
         </w:tc>
         <w:tc>
           <w:tcPr>
-            <w:tcW w:w="0" w:type="auto"/>
+            <w:tcW w:w="4530" w:type="dxa"/>
             <w:tcMar>
               <w:top w:w="150" w:type="dxa"/>
               <w:left w:w="240" w:type="dxa"/>
@@ -5870,13 +5982,14 @@
                 <w:sz w:val="23"/>
                 <w:szCs w:val="23"/>
               </w:rPr>
+              <w:lastRenderedPageBreak/>
               <w:t>Net Income</w:t>
             </w:r>
           </w:p>
         </w:tc>
         <w:tc>
           <w:tcPr>
-            <w:tcW w:w="0" w:type="auto"/>
+            <w:tcW w:w="3213" w:type="dxa"/>
             <w:tcMar>
               <w:top w:w="150" w:type="dxa"/>
               <w:left w:w="240" w:type="dxa"/>
@@ -5907,7 +6020,7 @@
         </w:tc>
         <w:tc>
           <w:tcPr>
-            <w:tcW w:w="0" w:type="auto"/>
+            <w:tcW w:w="4530" w:type="dxa"/>
             <w:tcMar>
               <w:top w:w="150" w:type="dxa"/>
               <w:left w:w="240" w:type="dxa"/>
@@ -5984,7 +6097,6 @@
           <w:sz w:val="24"/>
           <w:szCs w:val="24"/>
         </w:rPr>
-        <w:lastRenderedPageBreak/>
         <w:t>Scenario:</w:t>
       </w:r>
       <w:r>
@@ -6009,9 +6121,9 @@
         <w:tblLook w:val="04A0" w:firstRow="1" w:lastRow="0" w:firstColumn="1" w:lastColumn="0" w:noHBand="0" w:noVBand="1"/>
       </w:tblPr>
       <w:tblGrid>
-        <w:gridCol w:w="3570"/>
-        <w:gridCol w:w="5457"/>
-        <w:gridCol w:w="2253"/>
+        <w:gridCol w:w="3060"/>
+        <w:gridCol w:w="3960"/>
+        <w:gridCol w:w="4260"/>
       </w:tblGrid>
       <w:tr>
         <w:trPr>
@@ -6019,7 +6131,7 @@
         </w:trPr>
         <w:tc>
           <w:tcPr>
-            <w:tcW w:w="0" w:type="auto"/>
+            <w:tcW w:w="3060" w:type="dxa"/>
             <w:tcBorders>
               <w:top w:val="nil"/>
             </w:tcBorders>
@@ -6053,7 +6165,7 @@
         </w:tc>
         <w:tc>
           <w:tcPr>
-            <w:tcW w:w="0" w:type="auto"/>
+            <w:tcW w:w="3960" w:type="dxa"/>
             <w:tcBorders>
               <w:top w:val="nil"/>
             </w:tcBorders>
@@ -6087,7 +6199,7 @@
         </w:tc>
         <w:tc>
           <w:tcPr>
-            <w:tcW w:w="0" w:type="auto"/>
+            <w:tcW w:w="4260" w:type="dxa"/>
             <w:tcBorders>
               <w:top w:val="nil"/>
             </w:tcBorders>
@@ -6123,7 +6235,7 @@
       <w:tr>
         <w:tc>
           <w:tcPr>
-            <w:tcW w:w="0" w:type="auto"/>
+            <w:tcW w:w="3060" w:type="dxa"/>
             <w:tcMar>
               <w:top w:w="150" w:type="dxa"/>
               <w:left w:w="0" w:type="dxa"/>
@@ -6156,7 +6268,7 @@
         </w:tc>
         <w:tc>
           <w:tcPr>
-            <w:tcW w:w="0" w:type="auto"/>
+            <w:tcW w:w="3960" w:type="dxa"/>
             <w:tcMar>
               <w:top w:w="150" w:type="dxa"/>
               <w:left w:w="240" w:type="dxa"/>
@@ -6187,7 +6299,7 @@
         </w:tc>
         <w:tc>
           <w:tcPr>
-            <w:tcW w:w="0" w:type="auto"/>
+            <w:tcW w:w="4260" w:type="dxa"/>
             <w:tcMar>
               <w:top w:w="150" w:type="dxa"/>
               <w:left w:w="240" w:type="dxa"/>
@@ -6220,7 +6332,7 @@
       <w:tr>
         <w:tc>
           <w:tcPr>
-            <w:tcW w:w="0" w:type="auto"/>
+            <w:tcW w:w="3060" w:type="dxa"/>
             <w:tcMar>
               <w:top w:w="150" w:type="dxa"/>
               <w:left w:w="0" w:type="dxa"/>
@@ -6253,7 +6365,7 @@
         </w:tc>
         <w:tc>
           <w:tcPr>
-            <w:tcW w:w="0" w:type="auto"/>
+            <w:tcW w:w="3960" w:type="dxa"/>
             <w:tcMar>
               <w:top w:w="150" w:type="dxa"/>
               <w:left w:w="240" w:type="dxa"/>
@@ -6284,7 +6396,7 @@
         </w:tc>
         <w:tc>
           <w:tcPr>
-            <w:tcW w:w="0" w:type="auto"/>
+            <w:tcW w:w="4260" w:type="dxa"/>
             <w:tcMar>
               <w:top w:w="150" w:type="dxa"/>
               <w:left w:w="240" w:type="dxa"/>
@@ -6317,7 +6429,7 @@
       <w:tr>
         <w:tc>
           <w:tcPr>
-            <w:tcW w:w="0" w:type="auto"/>
+            <w:tcW w:w="3060" w:type="dxa"/>
             <w:tcMar>
               <w:top w:w="150" w:type="dxa"/>
               <w:left w:w="0" w:type="dxa"/>
@@ -6350,7 +6462,7 @@
         </w:tc>
         <w:tc>
           <w:tcPr>
-            <w:tcW w:w="0" w:type="auto"/>
+            <w:tcW w:w="3960" w:type="dxa"/>
             <w:tcMar>
               <w:top w:w="150" w:type="dxa"/>
               <w:left w:w="240" w:type="dxa"/>
@@ -6381,7 +6493,7 @@
         </w:tc>
         <w:tc>
           <w:tcPr>
-            <w:tcW w:w="0" w:type="auto"/>
+            <w:tcW w:w="4260" w:type="dxa"/>
             <w:tcMar>
               <w:top w:w="150" w:type="dxa"/>
               <w:left w:w="240" w:type="dxa"/>
@@ -6414,7 +6526,7 @@
       <w:tr>
         <w:tc>
           <w:tcPr>
-            <w:tcW w:w="0" w:type="auto"/>
+            <w:tcW w:w="3060" w:type="dxa"/>
             <w:tcMar>
               <w:top w:w="150" w:type="dxa"/>
               <w:left w:w="0" w:type="dxa"/>
@@ -6447,7 +6559,7 @@
         </w:tc>
         <w:tc>
           <w:tcPr>
-            <w:tcW w:w="0" w:type="auto"/>
+            <w:tcW w:w="3960" w:type="dxa"/>
             <w:tcMar>
               <w:top w:w="150" w:type="dxa"/>
               <w:left w:w="240" w:type="dxa"/>
@@ -6478,7 +6590,7 @@
         </w:tc>
         <w:tc>
           <w:tcPr>
-            <w:tcW w:w="0" w:type="auto"/>
+            <w:tcW w:w="4260" w:type="dxa"/>
             <w:tcMar>
               <w:top w:w="150" w:type="dxa"/>
               <w:left w:w="240" w:type="dxa"/>
@@ -6511,7 +6623,7 @@
       <w:tr>
         <w:tc>
           <w:tcPr>
-            <w:tcW w:w="0" w:type="auto"/>
+            <w:tcW w:w="3060" w:type="dxa"/>
             <w:tcMar>
               <w:top w:w="150" w:type="dxa"/>
               <w:left w:w="0" w:type="dxa"/>
@@ -6544,7 +6656,7 @@
         </w:tc>
         <w:tc>
           <w:tcPr>
-            <w:tcW w:w="0" w:type="auto"/>
+            <w:tcW w:w="3960" w:type="dxa"/>
             <w:tcMar>
               <w:top w:w="150" w:type="dxa"/>
               <w:left w:w="240" w:type="dxa"/>
@@ -6575,7 +6687,7 @@
         </w:tc>
         <w:tc>
           <w:tcPr>
-            <w:tcW w:w="0" w:type="auto"/>
+            <w:tcW w:w="4260" w:type="dxa"/>
             <w:tcMar>
               <w:top w:w="150" w:type="dxa"/>
               <w:left w:w="240" w:type="dxa"/>
@@ -6608,7 +6720,7 @@
       <w:tr>
         <w:tc>
           <w:tcPr>
-            <w:tcW w:w="0" w:type="auto"/>
+            <w:tcW w:w="3060" w:type="dxa"/>
             <w:tcMar>
               <w:top w:w="150" w:type="dxa"/>
               <w:left w:w="0" w:type="dxa"/>
@@ -6641,7 +6753,7 @@
         </w:tc>
         <w:tc>
           <w:tcPr>
-            <w:tcW w:w="0" w:type="auto"/>
+            <w:tcW w:w="3960" w:type="dxa"/>
             <w:tcMar>
               <w:top w:w="150" w:type="dxa"/>
               <w:left w:w="240" w:type="dxa"/>
@@ -6672,7 +6784,7 @@
         </w:tc>
         <w:tc>
           <w:tcPr>
-            <w:tcW w:w="0" w:type="auto"/>
+            <w:tcW w:w="4260" w:type="dxa"/>
             <w:tcMar>
               <w:top w:w="150" w:type="dxa"/>
               <w:left w:w="240" w:type="dxa"/>
@@ -6705,7 +6817,7 @@
       <w:tr>
         <w:tc>
           <w:tcPr>
-            <w:tcW w:w="0" w:type="auto"/>
+            <w:tcW w:w="3060" w:type="dxa"/>
             <w:tcMar>
               <w:top w:w="150" w:type="dxa"/>
               <w:left w:w="0" w:type="dxa"/>
@@ -6738,7 +6850,7 @@
         </w:tc>
         <w:tc>
           <w:tcPr>
-            <w:tcW w:w="0" w:type="auto"/>
+            <w:tcW w:w="3960" w:type="dxa"/>
             <w:tcMar>
               <w:top w:w="150" w:type="dxa"/>
               <w:left w:w="240" w:type="dxa"/>
@@ -6769,7 +6881,7 @@
         </w:tc>
         <w:tc>
           <w:tcPr>
-            <w:tcW w:w="0" w:type="auto"/>
+            <w:tcW w:w="4260" w:type="dxa"/>
             <w:tcMar>
               <w:top w:w="150" w:type="dxa"/>
               <w:left w:w="240" w:type="dxa"/>
@@ -6802,7 +6914,7 @@
       <w:tr>
         <w:tc>
           <w:tcPr>
-            <w:tcW w:w="0" w:type="auto"/>
+            <w:tcW w:w="3060" w:type="dxa"/>
             <w:tcMar>
               <w:top w:w="150" w:type="dxa"/>
               <w:left w:w="0" w:type="dxa"/>
@@ -6835,7 +6947,7 @@
         </w:tc>
         <w:tc>
           <w:tcPr>
-            <w:tcW w:w="0" w:type="auto"/>
+            <w:tcW w:w="3960" w:type="dxa"/>
             <w:tcMar>
               <w:top w:w="150" w:type="dxa"/>
               <w:left w:w="240" w:type="dxa"/>
@@ -6866,7 +6978,7 @@
         </w:tc>
         <w:tc>
           <w:tcPr>
-            <w:tcW w:w="0" w:type="auto"/>
+            <w:tcW w:w="4260" w:type="dxa"/>
             <w:tcMar>
               <w:top w:w="150" w:type="dxa"/>
               <w:left w:w="240" w:type="dxa"/>
@@ -6899,7 +7011,7 @@
       <w:tr>
         <w:tc>
           <w:tcPr>
-            <w:tcW w:w="0" w:type="auto"/>
+            <w:tcW w:w="3060" w:type="dxa"/>
             <w:tcMar>
               <w:top w:w="150" w:type="dxa"/>
               <w:left w:w="0" w:type="dxa"/>
@@ -6932,7 +7044,7 @@
         </w:tc>
         <w:tc>
           <w:tcPr>
-            <w:tcW w:w="0" w:type="auto"/>
+            <w:tcW w:w="3960" w:type="dxa"/>
             <w:tcMar>
               <w:top w:w="150" w:type="dxa"/>
               <w:left w:w="240" w:type="dxa"/>
@@ -6963,7 +7075,7 @@
         </w:tc>
         <w:tc>
           <w:tcPr>
-            <w:tcW w:w="0" w:type="auto"/>
+            <w:tcW w:w="4260" w:type="dxa"/>
             <w:tcMar>
               <w:top w:w="150" w:type="dxa"/>
               <w:left w:w="240" w:type="dxa"/>
@@ -7008,7 +7120,9 @@
           <w:szCs w:val="30"/>
         </w:rPr>
       </w:pPr>
-      <w:r>
+    </w:p>
+    <w:p>
+      <w:pPr>
         <w:rPr>
           <w:rFonts w:ascii="Segoe UI" w:eastAsia="Times New Roman" w:hAnsi="Segoe UI" w:cs="Segoe UI"/>
           <w:b/>
@@ -7017,6 +7131,43 @@
           <w:sz w:val="30"/>
           <w:szCs w:val="30"/>
         </w:rPr>
+      </w:pPr>
+      <w:r>
+        <w:rPr>
+          <w:rFonts w:ascii="Segoe UI" w:eastAsia="Times New Roman" w:hAnsi="Segoe UI" w:cs="Segoe UI"/>
+          <w:b/>
+          <w:bCs/>
+          <w:color w:val="0F1115"/>
+          <w:sz w:val="30"/>
+          <w:szCs w:val="30"/>
+        </w:rPr>
+        <w:br w:type="page"/>
+      </w:r>
+    </w:p>
+    <w:p>
+      <w:pPr>
+        <w:shd w:val="clear" w:color="auto" w:fill="FFFFFF"/>
+        <w:spacing w:before="480" w:after="240" w:line="450" w:lineRule="atLeast"/>
+        <w:outlineLvl w:val="2"/>
+        <w:rPr>
+          <w:rFonts w:ascii="Segoe UI" w:eastAsia="Times New Roman" w:hAnsi="Segoe UI" w:cs="Segoe UI"/>
+          <w:b/>
+          <w:bCs/>
+          <w:color w:val="0F1115"/>
+          <w:sz w:val="30"/>
+          <w:szCs w:val="30"/>
+        </w:rPr>
+      </w:pPr>
+      <w:r>
+        <w:rPr>
+          <w:rFonts w:ascii="Segoe UI" w:eastAsia="Times New Roman" w:hAnsi="Segoe UI" w:cs="Segoe UI"/>
+          <w:b/>
+          <w:bCs/>
+          <w:color w:val="0F1115"/>
+          <w:sz w:val="30"/>
+          <w:szCs w:val="30"/>
+        </w:rPr>
+        <w:lastRenderedPageBreak/>
         <w:t>Example 4: Government Employee with GSIS and Loan</w:t>
       </w:r>
     </w:p>
@@ -7064,9 +7215,9 @@
         <w:tblLook w:val="04A0" w:firstRow="1" w:lastRow="0" w:firstColumn="1" w:lastColumn="0" w:noHBand="0" w:noVBand="1"/>
       </w:tblPr>
       <w:tblGrid>
-        <w:gridCol w:w="3570"/>
-        <w:gridCol w:w="5457"/>
-        <w:gridCol w:w="2253"/>
+        <w:gridCol w:w="3060"/>
+        <w:gridCol w:w="3780"/>
+        <w:gridCol w:w="4440"/>
       </w:tblGrid>
       <w:tr>
         <w:trPr>
@@ -7074,7 +7225,7 @@
         </w:trPr>
         <w:tc>
           <w:tcPr>
-            <w:tcW w:w="0" w:type="auto"/>
+            <w:tcW w:w="3060" w:type="dxa"/>
             <w:tcBorders>
               <w:top w:val="nil"/>
             </w:tcBorders>
@@ -7108,7 +7259,7 @@
         </w:tc>
         <w:tc>
           <w:tcPr>
-            <w:tcW w:w="0" w:type="auto"/>
+            <w:tcW w:w="3780" w:type="dxa"/>
             <w:tcBorders>
               <w:top w:val="nil"/>
             </w:tcBorders>
@@ -7142,7 +7293,7 @@
         </w:tc>
         <w:tc>
           <w:tcPr>
-            <w:tcW w:w="0" w:type="auto"/>
+            <w:tcW w:w="4440" w:type="dxa"/>
             <w:tcBorders>
               <w:top w:val="nil"/>
             </w:tcBorders>
@@ -7178,7 +7329,7 @@
       <w:tr>
         <w:tc>
           <w:tcPr>
-            <w:tcW w:w="0" w:type="auto"/>
+            <w:tcW w:w="3060" w:type="dxa"/>
             <w:tcMar>
               <w:top w:w="150" w:type="dxa"/>
               <w:left w:w="0" w:type="dxa"/>
@@ -7211,7 +7362,7 @@
         </w:tc>
         <w:tc>
           <w:tcPr>
-            <w:tcW w:w="0" w:type="auto"/>
+            <w:tcW w:w="3780" w:type="dxa"/>
             <w:tcMar>
               <w:top w:w="150" w:type="dxa"/>
               <w:left w:w="240" w:type="dxa"/>
@@ -7242,7 +7393,7 @@
         </w:tc>
         <w:tc>
           <w:tcPr>
-            <w:tcW w:w="0" w:type="auto"/>
+            <w:tcW w:w="4440" w:type="dxa"/>
             <w:tcMar>
               <w:top w:w="150" w:type="dxa"/>
               <w:left w:w="240" w:type="dxa"/>
@@ -7275,7 +7426,7 @@
       <w:tr>
         <w:tc>
           <w:tcPr>
-            <w:tcW w:w="0" w:type="auto"/>
+            <w:tcW w:w="3060" w:type="dxa"/>
             <w:tcMar>
               <w:top w:w="150" w:type="dxa"/>
               <w:left w:w="0" w:type="dxa"/>
@@ -7308,7 +7459,7 @@
         </w:tc>
         <w:tc>
           <w:tcPr>
-            <w:tcW w:w="0" w:type="auto"/>
+            <w:tcW w:w="3780" w:type="dxa"/>
             <w:tcMar>
               <w:top w:w="150" w:type="dxa"/>
               <w:left w:w="240" w:type="dxa"/>
@@ -7339,7 +7490,7 @@
         </w:tc>
         <w:tc>
           <w:tcPr>
-            <w:tcW w:w="0" w:type="auto"/>
+            <w:tcW w:w="4440" w:type="dxa"/>
             <w:tcMar>
               <w:top w:w="150" w:type="dxa"/>
               <w:left w:w="240" w:type="dxa"/>
@@ -7372,7 +7523,7 @@
       <w:tr>
         <w:tc>
           <w:tcPr>
-            <w:tcW w:w="0" w:type="auto"/>
+            <w:tcW w:w="3060" w:type="dxa"/>
             <w:tcMar>
               <w:top w:w="150" w:type="dxa"/>
               <w:left w:w="0" w:type="dxa"/>
@@ -7405,7 +7556,7 @@
         </w:tc>
         <w:tc>
           <w:tcPr>
-            <w:tcW w:w="0" w:type="auto"/>
+            <w:tcW w:w="3780" w:type="dxa"/>
             <w:tcMar>
               <w:top w:w="150" w:type="dxa"/>
               <w:left w:w="240" w:type="dxa"/>
@@ -7436,7 +7587,7 @@
         </w:tc>
         <w:tc>
           <w:tcPr>
-            <w:tcW w:w="0" w:type="auto"/>
+            <w:tcW w:w="4440" w:type="dxa"/>
             <w:tcMar>
               <w:top w:w="150" w:type="dxa"/>
               <w:left w:w="240" w:type="dxa"/>
@@ -7469,7 +7620,7 @@
       <w:tr>
         <w:tc>
           <w:tcPr>
-            <w:tcW w:w="0" w:type="auto"/>
+            <w:tcW w:w="3060" w:type="dxa"/>
             <w:tcMar>
               <w:top w:w="150" w:type="dxa"/>
               <w:left w:w="0" w:type="dxa"/>
@@ -7502,7 +7653,7 @@
         </w:tc>
         <w:tc>
           <w:tcPr>
-            <w:tcW w:w="0" w:type="auto"/>
+            <w:tcW w:w="3780" w:type="dxa"/>
             <w:tcMar>
               <w:top w:w="150" w:type="dxa"/>
               <w:left w:w="240" w:type="dxa"/>
@@ -7533,7 +7684,7 @@
         </w:tc>
         <w:tc>
           <w:tcPr>
-            <w:tcW w:w="0" w:type="auto"/>
+            <w:tcW w:w="4440" w:type="dxa"/>
             <w:tcMar>
               <w:top w:w="150" w:type="dxa"/>
               <w:left w:w="240" w:type="dxa"/>
@@ -7566,7 +7717,7 @@
       <w:tr>
         <w:tc>
           <w:tcPr>
-            <w:tcW w:w="0" w:type="auto"/>
+            <w:tcW w:w="3060" w:type="dxa"/>
             <w:tcMar>
               <w:top w:w="150" w:type="dxa"/>
               <w:left w:w="0" w:type="dxa"/>
@@ -7593,14 +7744,13 @@
                 <w:sz w:val="23"/>
                 <w:szCs w:val="23"/>
               </w:rPr>
-              <w:lastRenderedPageBreak/>
               <w:t>PhilHealth (2.5%)</w:t>
             </w:r>
           </w:p>
         </w:tc>
         <w:tc>
           <w:tcPr>
-            <w:tcW w:w="0" w:type="auto"/>
+            <w:tcW w:w="3780" w:type="dxa"/>
             <w:tcMar>
               <w:top w:w="150" w:type="dxa"/>
               <w:left w:w="240" w:type="dxa"/>
@@ -7631,7 +7781,7 @@
         </w:tc>
         <w:tc>
           <w:tcPr>
-            <w:tcW w:w="0" w:type="auto"/>
+            <w:tcW w:w="4440" w:type="dxa"/>
             <w:tcMar>
               <w:top w:w="150" w:type="dxa"/>
               <w:left w:w="240" w:type="dxa"/>
@@ -7664,7 +7814,7 @@
       <w:tr>
         <w:tc>
           <w:tcPr>
-            <w:tcW w:w="0" w:type="auto"/>
+            <w:tcW w:w="3060" w:type="dxa"/>
             <w:tcMar>
               <w:top w:w="150" w:type="dxa"/>
               <w:left w:w="0" w:type="dxa"/>
@@ -7697,7 +7847,7 @@
         </w:tc>
         <w:tc>
           <w:tcPr>
-            <w:tcW w:w="0" w:type="auto"/>
+            <w:tcW w:w="3780" w:type="dxa"/>
             <w:tcMar>
               <w:top w:w="150" w:type="dxa"/>
               <w:left w:w="240" w:type="dxa"/>
@@ -7728,7 +7878,7 @@
         </w:tc>
         <w:tc>
           <w:tcPr>
-            <w:tcW w:w="0" w:type="auto"/>
+            <w:tcW w:w="4440" w:type="dxa"/>
             <w:tcMar>
               <w:top w:w="150" w:type="dxa"/>
               <w:left w:w="240" w:type="dxa"/>
@@ -7761,7 +7911,7 @@
       <w:tr>
         <w:tc>
           <w:tcPr>
-            <w:tcW w:w="0" w:type="auto"/>
+            <w:tcW w:w="3060" w:type="dxa"/>
             <w:tcMar>
               <w:top w:w="150" w:type="dxa"/>
               <w:left w:w="0" w:type="dxa"/>
@@ -7794,7 +7944,7 @@
         </w:tc>
         <w:tc>
           <w:tcPr>
-            <w:tcW w:w="0" w:type="auto"/>
+            <w:tcW w:w="3780" w:type="dxa"/>
             <w:tcMar>
               <w:top w:w="150" w:type="dxa"/>
               <w:left w:w="240" w:type="dxa"/>
@@ -7825,7 +7975,7 @@
         </w:tc>
         <w:tc>
           <w:tcPr>
-            <w:tcW w:w="0" w:type="auto"/>
+            <w:tcW w:w="4440" w:type="dxa"/>
             <w:tcMar>
               <w:top w:w="150" w:type="dxa"/>
               <w:left w:w="240" w:type="dxa"/>
@@ -7858,7 +8008,7 @@
       <w:tr>
         <w:tc>
           <w:tcPr>
-            <w:tcW w:w="0" w:type="auto"/>
+            <w:tcW w:w="3060" w:type="dxa"/>
             <w:tcMar>
               <w:top w:w="150" w:type="dxa"/>
               <w:left w:w="0" w:type="dxa"/>
@@ -7891,7 +8041,7 @@
         </w:tc>
         <w:tc>
           <w:tcPr>
-            <w:tcW w:w="0" w:type="auto"/>
+            <w:tcW w:w="3780" w:type="dxa"/>
             <w:tcMar>
               <w:top w:w="150" w:type="dxa"/>
               <w:left w:w="240" w:type="dxa"/>
@@ -7922,7 +8072,7 @@
         </w:tc>
         <w:tc>
           <w:tcPr>
-            <w:tcW w:w="0" w:type="auto"/>
+            <w:tcW w:w="4440" w:type="dxa"/>
             <w:tcMar>
               <w:top w:w="150" w:type="dxa"/>
               <w:left w:w="240" w:type="dxa"/>
@@ -7955,7 +8105,7 @@
       <w:tr>
         <w:tc>
           <w:tcPr>
-            <w:tcW w:w="0" w:type="auto"/>
+            <w:tcW w:w="3060" w:type="dxa"/>
             <w:tcMar>
               <w:top w:w="150" w:type="dxa"/>
               <w:left w:w="0" w:type="dxa"/>
@@ -7988,7 +8138,7 @@
         </w:tc>
         <w:tc>
           <w:tcPr>
-            <w:tcW w:w="0" w:type="auto"/>
+            <w:tcW w:w="3780" w:type="dxa"/>
             <w:tcMar>
               <w:top w:w="150" w:type="dxa"/>
               <w:left w:w="240" w:type="dxa"/>
@@ -8019,7 +8169,7 @@
         </w:tc>
         <w:tc>
           <w:tcPr>
-            <w:tcW w:w="0" w:type="auto"/>
+            <w:tcW w:w="4440" w:type="dxa"/>
             <w:tcMar>
               <w:top w:w="150" w:type="dxa"/>
               <w:left w:w="240" w:type="dxa"/>
@@ -8052,7 +8202,7 @@
       <w:tr>
         <w:tc>
           <w:tcPr>
-            <w:tcW w:w="0" w:type="auto"/>
+            <w:tcW w:w="3060" w:type="dxa"/>
             <w:tcMar>
               <w:top w:w="150" w:type="dxa"/>
               <w:left w:w="0" w:type="dxa"/>
@@ -8085,7 +8235,7 @@
         </w:tc>
         <w:tc>
           <w:tcPr>
-            <w:tcW w:w="0" w:type="auto"/>
+            <w:tcW w:w="3780" w:type="dxa"/>
             <w:tcMar>
               <w:top w:w="150" w:type="dxa"/>
               <w:left w:w="240" w:type="dxa"/>
@@ -8116,7 +8266,7 @@
         </w:tc>
         <w:tc>
           <w:tcPr>
-            <w:tcW w:w="0" w:type="auto"/>
+            <w:tcW w:w="4440" w:type="dxa"/>
             <w:tcMar>
               <w:top w:w="150" w:type="dxa"/>
               <w:left w:w="240" w:type="dxa"/>
@@ -8216,6 +8366,29 @@
     </w:p>
     <w:p>
       <w:pPr>
+        <w:rPr>
+          <w:rFonts w:ascii="Segoe UI" w:eastAsia="Times New Roman" w:hAnsi="Segoe UI" w:cs="Segoe UI"/>
+          <w:b/>
+          <w:bCs/>
+          <w:color w:val="0F1115"/>
+          <w:sz w:val="30"/>
+          <w:szCs w:val="30"/>
+        </w:rPr>
+      </w:pPr>
+      <w:r>
+        <w:rPr>
+          <w:rFonts w:ascii="Segoe UI" w:eastAsia="Times New Roman" w:hAnsi="Segoe UI" w:cs="Segoe UI"/>
+          <w:b/>
+          <w:bCs/>
+          <w:color w:val="0F1115"/>
+          <w:sz w:val="30"/>
+          <w:szCs w:val="30"/>
+        </w:rPr>
+        <w:br w:type="page"/>
+      </w:r>
+    </w:p>
+    <w:p>
+      <w:pPr>
         <w:shd w:val="clear" w:color="auto" w:fill="FFFFFF"/>
         <w:spacing w:before="480" w:after="240" w:line="450" w:lineRule="atLeast"/>
         <w:outlineLvl w:val="2"/>
@@ -8237,6 +8410,7 @@
           <w:sz w:val="30"/>
           <w:szCs w:val="30"/>
         </w:rPr>
+        <w:lastRenderedPageBreak/>
         <w:t>Key Components of a Payslip</w:t>
       </w:r>
     </w:p>
@@ -8252,8 +8426,8 @@
         <w:tblLook w:val="04A0" w:firstRow="1" w:lastRow="0" w:firstColumn="1" w:lastColumn="0" w:noHBand="0" w:noVBand="1"/>
       </w:tblPr>
       <w:tblGrid>
-        <w:gridCol w:w="2730"/>
-        <w:gridCol w:w="8550"/>
+        <w:gridCol w:w="3599"/>
+        <w:gridCol w:w="7681"/>
       </w:tblGrid>
       <w:tr>
         <w:trPr>
@@ -8521,7 +8695,25 @@
                 <w:sz w:val="23"/>
                 <w:szCs w:val="23"/>
               </w:rPr>
-              <w:t>Total earnings before deductions (base pay, overtime, allowances, commissions)</w:t>
+              <w:t xml:space="preserve">Total earnings before deductions (base pay, overtime, </w:t>
+            </w:r>
+          </w:p>
+          <w:p>
+            <w:pPr>
+              <w:spacing w:after="0" w:line="375" w:lineRule="atLeast"/>
+              <w:rPr>
+                <w:rFonts w:ascii="Segoe UI" w:eastAsia="Times New Roman" w:hAnsi="Segoe UI" w:cs="Segoe UI"/>
+                <w:sz w:val="23"/>
+                <w:szCs w:val="23"/>
+              </w:rPr>
+            </w:pPr>
+            <w:r>
+              <w:rPr>
+                <w:rFonts w:ascii="Segoe UI" w:eastAsia="Times New Roman" w:hAnsi="Segoe UI" w:cs="Segoe UI"/>
+                <w:sz w:val="23"/>
+                <w:szCs w:val="23"/>
+              </w:rPr>
+              <w:t>allowances, commissions)</w:t>
             </w:r>
           </w:p>
         </w:tc>
@@ -8587,7 +8779,25 @@
                 <w:sz w:val="23"/>
                 <w:szCs w:val="23"/>
               </w:rPr>
-              <w:t>Amounts subtracted from gross pay (SSS, PhilHealth, Pag-IBIG, tax, loans)</w:t>
+              <w:t xml:space="preserve">Amounts subtracted from gross pay (SSS, PhilHealth, </w:t>
+            </w:r>
+          </w:p>
+          <w:p>
+            <w:pPr>
+              <w:spacing w:after="0" w:line="375" w:lineRule="atLeast"/>
+              <w:rPr>
+                <w:rFonts w:ascii="Segoe UI" w:eastAsia="Times New Roman" w:hAnsi="Segoe UI" w:cs="Segoe UI"/>
+                <w:sz w:val="23"/>
+                <w:szCs w:val="23"/>
+              </w:rPr>
+            </w:pPr>
+            <w:r>
+              <w:rPr>
+                <w:rFonts w:ascii="Segoe UI" w:eastAsia="Times New Roman" w:hAnsi="Segoe UI" w:cs="Segoe UI"/>
+                <w:sz w:val="23"/>
+                <w:szCs w:val="23"/>
+              </w:rPr>
+              <w:t>Pag-IBIG, tax, loans)</w:t>
             </w:r>
           </w:p>
         </w:tc>
@@ -8682,7 +8892,6 @@
           <w:sz w:val="30"/>
           <w:szCs w:val="30"/>
         </w:rPr>
-        <w:lastRenderedPageBreak/>
         <w:t>Sample Payslip</w:t>
       </w:r>
     </w:p>
@@ -9232,12 +9441,23 @@
           <w:szCs w:val="24"/>
         </w:rPr>
       </w:pPr>
-      <w:r>
+    </w:p>
+    <w:p>
+      <w:pPr>
+        <w:spacing w:before="480" w:after="480" w:line="240" w:lineRule="auto"/>
         <w:rPr>
           <w:rFonts w:ascii="Times New Roman" w:eastAsia="Times New Roman" w:hAnsi="Times New Roman" w:cs="Times New Roman"/>
           <w:sz w:val="24"/>
           <w:szCs w:val="24"/>
         </w:rPr>
+      </w:pPr>
+      <w:r>
+        <w:rPr>
+          <w:rFonts w:ascii="Times New Roman" w:eastAsia="Times New Roman" w:hAnsi="Times New Roman" w:cs="Times New Roman"/>
+          <w:sz w:val="24"/>
+          <w:szCs w:val="24"/>
+        </w:rPr>
+        <w:lastRenderedPageBreak/>
         <w:pict>
           <v:rect id="_x0000_i1031" style="width:0;height:.75pt" o:hralign="center" o:hrstd="t" o:hr="t" fillcolor="#a0a0a0" stroked="f"/>
         </w:pict>
@@ -9635,7 +9855,6 @@
                 <w:sz w:val="23"/>
                 <w:szCs w:val="23"/>
               </w:rPr>
-              <w:lastRenderedPageBreak/>
               <w:t>Sum of a range</w:t>
             </w:r>
           </w:p>
@@ -9777,9 +9996,9 @@
         <w:tblLook w:val="04A0" w:firstRow="1" w:lastRow="0" w:firstColumn="1" w:lastColumn="0" w:noHBand="0" w:noVBand="1"/>
       </w:tblPr>
       <w:tblGrid>
-        <w:gridCol w:w="1031"/>
-        <w:gridCol w:w="5792"/>
-        <w:gridCol w:w="4457"/>
+        <w:gridCol w:w="1440"/>
+        <w:gridCol w:w="3060"/>
+        <w:gridCol w:w="6780"/>
       </w:tblGrid>
       <w:tr>
         <w:trPr>
@@ -9787,7 +10006,7 @@
         </w:trPr>
         <w:tc>
           <w:tcPr>
-            <w:tcW w:w="0" w:type="auto"/>
+            <w:tcW w:w="1440" w:type="dxa"/>
             <w:tcBorders>
               <w:top w:val="nil"/>
             </w:tcBorders>
@@ -9821,7 +10040,7 @@
         </w:tc>
         <w:tc>
           <w:tcPr>
-            <w:tcW w:w="0" w:type="auto"/>
+            <w:tcW w:w="3060" w:type="dxa"/>
             <w:tcBorders>
               <w:top w:val="nil"/>
             </w:tcBorders>
@@ -9855,7 +10074,7 @@
         </w:tc>
         <w:tc>
           <w:tcPr>
-            <w:tcW w:w="0" w:type="auto"/>
+            <w:tcW w:w="6780" w:type="dxa"/>
             <w:tcBorders>
               <w:top w:val="nil"/>
             </w:tcBorders>
@@ -9891,7 +10110,7 @@
       <w:tr>
         <w:tc>
           <w:tcPr>
-            <w:tcW w:w="0" w:type="auto"/>
+            <w:tcW w:w="1440" w:type="dxa"/>
             <w:tcMar>
               <w:top w:w="150" w:type="dxa"/>
               <w:left w:w="0" w:type="dxa"/>
@@ -9922,7 +10141,7 @@
         </w:tc>
         <w:tc>
           <w:tcPr>
-            <w:tcW w:w="0" w:type="auto"/>
+            <w:tcW w:w="3060" w:type="dxa"/>
             <w:tcMar>
               <w:top w:w="150" w:type="dxa"/>
               <w:left w:w="240" w:type="dxa"/>
@@ -9955,7 +10174,7 @@
         </w:tc>
         <w:tc>
           <w:tcPr>
-            <w:tcW w:w="0" w:type="auto"/>
+            <w:tcW w:w="6780" w:type="dxa"/>
             <w:tcMar>
               <w:top w:w="150" w:type="dxa"/>
               <w:left w:w="240" w:type="dxa"/>
@@ -9990,7 +10209,7 @@
       <w:tr>
         <w:tc>
           <w:tcPr>
-            <w:tcW w:w="0" w:type="auto"/>
+            <w:tcW w:w="1440" w:type="dxa"/>
             <w:tcMar>
               <w:top w:w="150" w:type="dxa"/>
               <w:left w:w="0" w:type="dxa"/>
@@ -10021,7 +10240,7 @@
         </w:tc>
         <w:tc>
           <w:tcPr>
-            <w:tcW w:w="0" w:type="auto"/>
+            <w:tcW w:w="3060" w:type="dxa"/>
             <w:tcMar>
               <w:top w:w="150" w:type="dxa"/>
               <w:left w:w="240" w:type="dxa"/>
@@ -10052,7 +10271,7 @@
         </w:tc>
         <w:tc>
           <w:tcPr>
-            <w:tcW w:w="0" w:type="auto"/>
+            <w:tcW w:w="6780" w:type="dxa"/>
             <w:tcMar>
               <w:top w:w="150" w:type="dxa"/>
               <w:left w:w="240" w:type="dxa"/>
@@ -10085,7 +10304,7 @@
       <w:tr>
         <w:tc>
           <w:tcPr>
-            <w:tcW w:w="0" w:type="auto"/>
+            <w:tcW w:w="1440" w:type="dxa"/>
             <w:tcMar>
               <w:top w:w="150" w:type="dxa"/>
               <w:left w:w="0" w:type="dxa"/>
@@ -10116,7 +10335,7 @@
         </w:tc>
         <w:tc>
           <w:tcPr>
-            <w:tcW w:w="0" w:type="auto"/>
+            <w:tcW w:w="3060" w:type="dxa"/>
             <w:tcMar>
               <w:top w:w="150" w:type="dxa"/>
               <w:left w:w="240" w:type="dxa"/>
@@ -10147,7 +10366,7 @@
         </w:tc>
         <w:tc>
           <w:tcPr>
-            <w:tcW w:w="0" w:type="auto"/>
+            <w:tcW w:w="6780" w:type="dxa"/>
             <w:tcMar>
               <w:top w:w="150" w:type="dxa"/>
               <w:left w:w="240" w:type="dxa"/>
@@ -10180,7 +10399,7 @@
       <w:tr>
         <w:tc>
           <w:tcPr>
-            <w:tcW w:w="0" w:type="auto"/>
+            <w:tcW w:w="1440" w:type="dxa"/>
             <w:tcMar>
               <w:top w:w="150" w:type="dxa"/>
               <w:left w:w="0" w:type="dxa"/>
@@ -10211,7 +10430,7 @@
         </w:tc>
         <w:tc>
           <w:tcPr>
-            <w:tcW w:w="0" w:type="auto"/>
+            <w:tcW w:w="3060" w:type="dxa"/>
             <w:tcMar>
               <w:top w:w="150" w:type="dxa"/>
               <w:left w:w="240" w:type="dxa"/>
@@ -10244,7 +10463,7 @@
         </w:tc>
         <w:tc>
           <w:tcPr>
-            <w:tcW w:w="0" w:type="auto"/>
+            <w:tcW w:w="6780" w:type="dxa"/>
             <w:tcMar>
               <w:top w:w="150" w:type="dxa"/>
               <w:left w:w="240" w:type="dxa"/>
@@ -10278,7 +10497,7 @@
       <w:tr>
         <w:tc>
           <w:tcPr>
-            <w:tcW w:w="0" w:type="auto"/>
+            <w:tcW w:w="1440" w:type="dxa"/>
             <w:tcMar>
               <w:top w:w="150" w:type="dxa"/>
               <w:left w:w="0" w:type="dxa"/>
@@ -10309,7 +10528,7 @@
         </w:tc>
         <w:tc>
           <w:tcPr>
-            <w:tcW w:w="0" w:type="auto"/>
+            <w:tcW w:w="3060" w:type="dxa"/>
             <w:tcMar>
               <w:top w:w="150" w:type="dxa"/>
               <w:left w:w="240" w:type="dxa"/>
@@ -10340,7 +10559,7 @@
         </w:tc>
         <w:tc>
           <w:tcPr>
-            <w:tcW w:w="0" w:type="auto"/>
+            <w:tcW w:w="6780" w:type="dxa"/>
             <w:tcMar>
               <w:top w:w="150" w:type="dxa"/>
               <w:left w:w="240" w:type="dxa"/>
@@ -10374,7 +10593,7 @@
       <w:tr>
         <w:tc>
           <w:tcPr>
-            <w:tcW w:w="0" w:type="auto"/>
+            <w:tcW w:w="1440" w:type="dxa"/>
             <w:tcMar>
               <w:top w:w="150" w:type="dxa"/>
               <w:left w:w="0" w:type="dxa"/>
@@ -10399,13 +10618,14 @@
                 <w:sz w:val="23"/>
                 <w:szCs w:val="23"/>
               </w:rPr>
+              <w:lastRenderedPageBreak/>
               <w:t>6</w:t>
             </w:r>
           </w:p>
         </w:tc>
         <w:tc>
           <w:tcPr>
-            <w:tcW w:w="0" w:type="auto"/>
+            <w:tcW w:w="3060" w:type="dxa"/>
             <w:tcMar>
               <w:top w:w="150" w:type="dxa"/>
               <w:left w:w="240" w:type="dxa"/>
@@ -10436,7 +10656,7 @@
         </w:tc>
         <w:tc>
           <w:tcPr>
-            <w:tcW w:w="0" w:type="auto"/>
+            <w:tcW w:w="6780" w:type="dxa"/>
             <w:tcMar>
               <w:top w:w="150" w:type="dxa"/>
               <w:left w:w="240" w:type="dxa"/>
@@ -10470,7 +10690,7 @@
       <w:tr>
         <w:tc>
           <w:tcPr>
-            <w:tcW w:w="0" w:type="auto"/>
+            <w:tcW w:w="1440" w:type="dxa"/>
             <w:tcMar>
               <w:top w:w="150" w:type="dxa"/>
               <w:left w:w="0" w:type="dxa"/>
@@ -10501,7 +10721,7 @@
         </w:tc>
         <w:tc>
           <w:tcPr>
-            <w:tcW w:w="0" w:type="auto"/>
+            <w:tcW w:w="3060" w:type="dxa"/>
             <w:tcMar>
               <w:top w:w="150" w:type="dxa"/>
               <w:left w:w="240" w:type="dxa"/>
@@ -10532,7 +10752,7 @@
         </w:tc>
         <w:tc>
           <w:tcPr>
-            <w:tcW w:w="0" w:type="auto"/>
+            <w:tcW w:w="6780" w:type="dxa"/>
             <w:tcMar>
               <w:top w:w="150" w:type="dxa"/>
               <w:left w:w="240" w:type="dxa"/>
@@ -10566,7 +10786,7 @@
       <w:tr>
         <w:tc>
           <w:tcPr>
-            <w:tcW w:w="0" w:type="auto"/>
+            <w:tcW w:w="1440" w:type="dxa"/>
             <w:tcMar>
               <w:top w:w="150" w:type="dxa"/>
               <w:left w:w="0" w:type="dxa"/>
@@ -10597,7 +10817,7 @@
         </w:tc>
         <w:tc>
           <w:tcPr>
-            <w:tcW w:w="0" w:type="auto"/>
+            <w:tcW w:w="3060" w:type="dxa"/>
             <w:tcMar>
               <w:top w:w="150" w:type="dxa"/>
               <w:left w:w="240" w:type="dxa"/>
@@ -10628,7 +10848,7 @@
         </w:tc>
         <w:tc>
           <w:tcPr>
-            <w:tcW w:w="0" w:type="auto"/>
+            <w:tcW w:w="6780" w:type="dxa"/>
             <w:tcMar>
               <w:top w:w="150" w:type="dxa"/>
               <w:left w:w="240" w:type="dxa"/>
@@ -10661,7 +10881,7 @@
       <w:tr>
         <w:tc>
           <w:tcPr>
-            <w:tcW w:w="0" w:type="auto"/>
+            <w:tcW w:w="1440" w:type="dxa"/>
             <w:tcMar>
               <w:top w:w="150" w:type="dxa"/>
               <w:left w:w="0" w:type="dxa"/>
@@ -10692,7 +10912,7 @@
         </w:tc>
         <w:tc>
           <w:tcPr>
-            <w:tcW w:w="0" w:type="auto"/>
+            <w:tcW w:w="3060" w:type="dxa"/>
             <w:tcMar>
               <w:top w:w="150" w:type="dxa"/>
               <w:left w:w="240" w:type="dxa"/>
@@ -10725,7 +10945,7 @@
         </w:tc>
         <w:tc>
           <w:tcPr>
-            <w:tcW w:w="0" w:type="auto"/>
+            <w:tcW w:w="6780" w:type="dxa"/>
             <w:tcMar>
               <w:top w:w="150" w:type="dxa"/>
               <w:left w:w="240" w:type="dxa"/>
@@ -10759,7 +10979,7 @@
       <w:tr>
         <w:tc>
           <w:tcPr>
-            <w:tcW w:w="0" w:type="auto"/>
+            <w:tcW w:w="1440" w:type="dxa"/>
             <w:tcMar>
               <w:top w:w="150" w:type="dxa"/>
               <w:left w:w="0" w:type="dxa"/>
@@ -10790,7 +11010,7 @@
         </w:tc>
         <w:tc>
           <w:tcPr>
-            <w:tcW w:w="0" w:type="auto"/>
+            <w:tcW w:w="3060" w:type="dxa"/>
             <w:tcMar>
               <w:top w:w="150" w:type="dxa"/>
               <w:left w:w="240" w:type="dxa"/>
@@ -10823,7 +11043,7 @@
         </w:tc>
         <w:tc>
           <w:tcPr>
-            <w:tcW w:w="0" w:type="auto"/>
+            <w:tcW w:w="6780" w:type="dxa"/>
             <w:tcMar>
               <w:top w:w="150" w:type="dxa"/>
               <w:left w:w="240" w:type="dxa"/>
@@ -10864,12 +11084,40 @@
           <w:szCs w:val="24"/>
         </w:rPr>
       </w:pPr>
-      <w:r>
+    </w:p>
+    <w:p>
+      <w:pPr>
         <w:rPr>
           <w:rFonts w:ascii="Times New Roman" w:eastAsia="Times New Roman" w:hAnsi="Times New Roman" w:cs="Times New Roman"/>
           <w:sz w:val="24"/>
           <w:szCs w:val="24"/>
         </w:rPr>
+      </w:pPr>
+      <w:r>
+        <w:rPr>
+          <w:rFonts w:ascii="Times New Roman" w:eastAsia="Times New Roman" w:hAnsi="Times New Roman" w:cs="Times New Roman"/>
+          <w:sz w:val="24"/>
+          <w:szCs w:val="24"/>
+        </w:rPr>
+        <w:br w:type="page"/>
+      </w:r>
+    </w:p>
+    <w:p>
+      <w:pPr>
+        <w:spacing w:before="480" w:after="480" w:line="240" w:lineRule="auto"/>
+        <w:rPr>
+          <w:rFonts w:ascii="Times New Roman" w:eastAsia="Times New Roman" w:hAnsi="Times New Roman" w:cs="Times New Roman"/>
+          <w:sz w:val="24"/>
+          <w:szCs w:val="24"/>
+        </w:rPr>
+      </w:pPr>
+      <w:r>
+        <w:rPr>
+          <w:rFonts w:ascii="Times New Roman" w:eastAsia="Times New Roman" w:hAnsi="Times New Roman" w:cs="Times New Roman"/>
+          <w:sz w:val="24"/>
+          <w:szCs w:val="24"/>
+        </w:rPr>
+        <w:lastRenderedPageBreak/>
         <w:pict>
           <v:rect id="_x0000_i1032" style="width:0;height:.75pt" o:hralign="center" o:hrstd="t" o:hr="t" fillcolor="#a0a0a0" stroked="f"/>
         </w:pict>
@@ -10919,7 +11167,6 @@
           <w:sz w:val="24"/>
           <w:szCs w:val="24"/>
         </w:rPr>
-        <w:lastRenderedPageBreak/>
         <w:t>When evaluating job offers, it is important to compare not just the stated salary but the total compensation package, including allowances, bonuses, and benefits.</w:t>
       </w:r>
     </w:p>
@@ -11022,9 +11269,9 @@
         <w:tblLook w:val="04A0" w:firstRow="1" w:lastRow="0" w:firstColumn="1" w:lastColumn="0" w:noHBand="0" w:noVBand="1"/>
       </w:tblPr>
       <w:tblGrid>
-        <w:gridCol w:w="4092"/>
-        <w:gridCol w:w="3830"/>
-        <w:gridCol w:w="3358"/>
+        <w:gridCol w:w="3240"/>
+        <w:gridCol w:w="3060"/>
+        <w:gridCol w:w="4980"/>
       </w:tblGrid>
       <w:tr>
         <w:trPr>
@@ -11032,7 +11279,7 @@
         </w:trPr>
         <w:tc>
           <w:tcPr>
-            <w:tcW w:w="0" w:type="auto"/>
+            <w:tcW w:w="3240" w:type="dxa"/>
             <w:tcBorders>
               <w:top w:val="nil"/>
             </w:tcBorders>
@@ -11066,7 +11313,7 @@
         </w:tc>
         <w:tc>
           <w:tcPr>
-            <w:tcW w:w="0" w:type="auto"/>
+            <w:tcW w:w="3060" w:type="dxa"/>
             <w:tcBorders>
               <w:top w:val="nil"/>
             </w:tcBorders>
@@ -11100,7 +11347,7 @@
         </w:tc>
         <w:tc>
           <w:tcPr>
-            <w:tcW w:w="0" w:type="auto"/>
+            <w:tcW w:w="4980" w:type="dxa"/>
             <w:tcBorders>
               <w:top w:val="nil"/>
             </w:tcBorders>
@@ -11136,7 +11383,7 @@
       <w:tr>
         <w:tc>
           <w:tcPr>
-            <w:tcW w:w="0" w:type="auto"/>
+            <w:tcW w:w="3240" w:type="dxa"/>
             <w:tcMar>
               <w:top w:w="150" w:type="dxa"/>
               <w:left w:w="0" w:type="dxa"/>
@@ -11167,7 +11414,7 @@
         </w:tc>
         <w:tc>
           <w:tcPr>
-            <w:tcW w:w="0" w:type="auto"/>
+            <w:tcW w:w="3060" w:type="dxa"/>
             <w:tcMar>
               <w:top w:w="150" w:type="dxa"/>
               <w:left w:w="240" w:type="dxa"/>
@@ -11198,7 +11445,7 @@
         </w:tc>
         <w:tc>
           <w:tcPr>
-            <w:tcW w:w="0" w:type="auto"/>
+            <w:tcW w:w="4980" w:type="dxa"/>
             <w:tcMar>
               <w:top w:w="150" w:type="dxa"/>
               <w:left w:w="240" w:type="dxa"/>
@@ -11231,7 +11478,7 @@
       <w:tr>
         <w:tc>
           <w:tcPr>
-            <w:tcW w:w="0" w:type="auto"/>
+            <w:tcW w:w="3240" w:type="dxa"/>
             <w:tcMar>
               <w:top w:w="150" w:type="dxa"/>
               <w:left w:w="0" w:type="dxa"/>
@@ -11262,7 +11509,7 @@
         </w:tc>
         <w:tc>
           <w:tcPr>
-            <w:tcW w:w="0" w:type="auto"/>
+            <w:tcW w:w="3060" w:type="dxa"/>
             <w:tcMar>
               <w:top w:w="150" w:type="dxa"/>
               <w:left w:w="240" w:type="dxa"/>
@@ -11293,7 +11540,7 @@
         </w:tc>
         <w:tc>
           <w:tcPr>
-            <w:tcW w:w="0" w:type="auto"/>
+            <w:tcW w:w="4980" w:type="dxa"/>
             <w:tcMar>
               <w:top w:w="150" w:type="dxa"/>
               <w:left w:w="240" w:type="dxa"/>
@@ -11326,7 +11573,7 @@
       <w:tr>
         <w:tc>
           <w:tcPr>
-            <w:tcW w:w="0" w:type="auto"/>
+            <w:tcW w:w="3240" w:type="dxa"/>
             <w:tcMar>
               <w:top w:w="150" w:type="dxa"/>
               <w:left w:w="0" w:type="dxa"/>
@@ -11357,7 +11604,7 @@
         </w:tc>
         <w:tc>
           <w:tcPr>
-            <w:tcW w:w="0" w:type="auto"/>
+            <w:tcW w:w="3060" w:type="dxa"/>
             <w:tcMar>
               <w:top w:w="150" w:type="dxa"/>
               <w:left w:w="240" w:type="dxa"/>
@@ -11388,7 +11635,7 @@
         </w:tc>
         <w:tc>
           <w:tcPr>
-            <w:tcW w:w="0" w:type="auto"/>
+            <w:tcW w:w="4980" w:type="dxa"/>
             <w:tcMar>
               <w:top w:w="150" w:type="dxa"/>
               <w:left w:w="240" w:type="dxa"/>
@@ -11421,7 +11668,7 @@
       <w:tr>
         <w:tc>
           <w:tcPr>
-            <w:tcW w:w="0" w:type="auto"/>
+            <w:tcW w:w="3240" w:type="dxa"/>
             <w:tcMar>
               <w:top w:w="150" w:type="dxa"/>
               <w:left w:w="0" w:type="dxa"/>
@@ -11452,7 +11699,7 @@
         </w:tc>
         <w:tc>
           <w:tcPr>
-            <w:tcW w:w="0" w:type="auto"/>
+            <w:tcW w:w="3060" w:type="dxa"/>
             <w:tcMar>
               <w:top w:w="150" w:type="dxa"/>
               <w:left w:w="240" w:type="dxa"/>
@@ -11483,7 +11730,7 @@
         </w:tc>
         <w:tc>
           <w:tcPr>
-            <w:tcW w:w="0" w:type="auto"/>
+            <w:tcW w:w="4980" w:type="dxa"/>
             <w:tcMar>
               <w:top w:w="150" w:type="dxa"/>
               <w:left w:w="240" w:type="dxa"/>
@@ -11516,7 +11763,7 @@
       <w:tr>
         <w:tc>
           <w:tcPr>
-            <w:tcW w:w="0" w:type="auto"/>
+            <w:tcW w:w="3240" w:type="dxa"/>
             <w:tcMar>
               <w:top w:w="150" w:type="dxa"/>
               <w:left w:w="0" w:type="dxa"/>
@@ -11547,7 +11794,7 @@
         </w:tc>
         <w:tc>
           <w:tcPr>
-            <w:tcW w:w="0" w:type="auto"/>
+            <w:tcW w:w="3060" w:type="dxa"/>
             <w:tcMar>
               <w:top w:w="150" w:type="dxa"/>
               <w:left w:w="240" w:type="dxa"/>
@@ -11578,7 +11825,7 @@
         </w:tc>
         <w:tc>
           <w:tcPr>
-            <w:tcW w:w="0" w:type="auto"/>
+            <w:tcW w:w="4980" w:type="dxa"/>
             <w:tcMar>
               <w:top w:w="150" w:type="dxa"/>
               <w:left w:w="240" w:type="dxa"/>
@@ -11611,7 +11858,7 @@
       <w:tr>
         <w:tc>
           <w:tcPr>
-            <w:tcW w:w="0" w:type="auto"/>
+            <w:tcW w:w="3240" w:type="dxa"/>
             <w:tcMar>
               <w:top w:w="150" w:type="dxa"/>
               <w:left w:w="0" w:type="dxa"/>
@@ -11644,7 +11891,7 @@
         </w:tc>
         <w:tc>
           <w:tcPr>
-            <w:tcW w:w="0" w:type="auto"/>
+            <w:tcW w:w="3060" w:type="dxa"/>
             <w:tcMar>
               <w:top w:w="150" w:type="dxa"/>
               <w:left w:w="240" w:type="dxa"/>
@@ -11675,7 +11922,7 @@
         </w:tc>
         <w:tc>
           <w:tcPr>
-            <w:tcW w:w="0" w:type="auto"/>
+            <w:tcW w:w="4980" w:type="dxa"/>
             <w:tcMar>
               <w:top w:w="150" w:type="dxa"/>
               <w:left w:w="240" w:type="dxa"/>
@@ -11708,7 +11955,7 @@
       <w:tr>
         <w:tc>
           <w:tcPr>
-            <w:tcW w:w="0" w:type="auto"/>
+            <w:tcW w:w="3240" w:type="dxa"/>
             <w:tcMar>
               <w:top w:w="150" w:type="dxa"/>
               <w:left w:w="0" w:type="dxa"/>
@@ -11741,7 +11988,7 @@
         </w:tc>
         <w:tc>
           <w:tcPr>
-            <w:tcW w:w="0" w:type="auto"/>
+            <w:tcW w:w="3060" w:type="dxa"/>
             <w:tcMar>
               <w:top w:w="150" w:type="dxa"/>
               <w:left w:w="240" w:type="dxa"/>
@@ -11774,7 +12021,7 @@
         </w:tc>
         <w:tc>
           <w:tcPr>
-            <w:tcW w:w="0" w:type="auto"/>
+            <w:tcW w:w="4980" w:type="dxa"/>
             <w:tcMar>
               <w:top w:w="150" w:type="dxa"/>
               <w:left w:w="240" w:type="dxa"/>
@@ -11841,7 +12088,6 @@
     </w:p>
     <w:p>
       <w:pPr>
-        <w:spacing w:before="480" w:after="480" w:line="240" w:lineRule="auto"/>
         <w:rPr>
           <w:rFonts w:ascii="Times New Roman" w:eastAsia="Times New Roman" w:hAnsi="Times New Roman" w:cs="Times New Roman"/>
           <w:sz w:val="24"/>
@@ -11854,6 +12100,25 @@
           <w:sz w:val="24"/>
           <w:szCs w:val="24"/>
         </w:rPr>
+        <w:br w:type="page"/>
+      </w:r>
+    </w:p>
+    <w:p>
+      <w:pPr>
+        <w:spacing w:before="480" w:after="480" w:line="240" w:lineRule="auto"/>
+        <w:rPr>
+          <w:rFonts w:ascii="Times New Roman" w:eastAsia="Times New Roman" w:hAnsi="Times New Roman" w:cs="Times New Roman"/>
+          <w:sz w:val="24"/>
+          <w:szCs w:val="24"/>
+        </w:rPr>
+      </w:pPr>
+      <w:r>
+        <w:rPr>
+          <w:rFonts w:ascii="Times New Roman" w:eastAsia="Times New Roman" w:hAnsi="Times New Roman" w:cs="Times New Roman"/>
+          <w:sz w:val="24"/>
+          <w:szCs w:val="24"/>
+        </w:rPr>
+        <w:lastRenderedPageBreak/>
         <w:pict>
           <v:rect id="_x0000_i1033" style="width:0;height:.75pt" o:hralign="center" o:hrstd="t" o:hr="t" fillcolor="#a0a0a0" stroked="f"/>
         </w:pict>
@@ -11897,8 +12162,8 @@
         <w:tblLook w:val="04A0" w:firstRow="1" w:lastRow="0" w:firstColumn="1" w:lastColumn="0" w:noHBand="0" w:noVBand="1"/>
       </w:tblPr>
       <w:tblGrid>
-        <w:gridCol w:w="3982"/>
-        <w:gridCol w:w="7298"/>
+        <w:gridCol w:w="4410"/>
+        <w:gridCol w:w="6870"/>
       </w:tblGrid>
       <w:tr>
         <w:trPr>
@@ -11906,7 +12171,7 @@
         </w:trPr>
         <w:tc>
           <w:tcPr>
-            <w:tcW w:w="0" w:type="auto"/>
+            <w:tcW w:w="4410" w:type="dxa"/>
             <w:tcBorders>
               <w:top w:val="nil"/>
             </w:tcBorders>
@@ -11940,7 +12205,7 @@
         </w:tc>
         <w:tc>
           <w:tcPr>
-            <w:tcW w:w="0" w:type="auto"/>
+            <w:tcW w:w="6870" w:type="dxa"/>
             <w:tcBorders>
               <w:top w:val="nil"/>
             </w:tcBorders>
@@ -11976,7 +12241,7 @@
       <w:tr>
         <w:tc>
           <w:tcPr>
-            <w:tcW w:w="0" w:type="auto"/>
+            <w:tcW w:w="4410" w:type="dxa"/>
             <w:tcMar>
               <w:top w:w="150" w:type="dxa"/>
               <w:left w:w="0" w:type="dxa"/>
@@ -12009,7 +12274,7 @@
         </w:tc>
         <w:tc>
           <w:tcPr>
-            <w:tcW w:w="0" w:type="auto"/>
+            <w:tcW w:w="6870" w:type="dxa"/>
             <w:tcMar>
               <w:top w:w="150" w:type="dxa"/>
               <w:left w:w="240" w:type="dxa"/>
@@ -12034,16 +12299,25 @@
                 <w:sz w:val="23"/>
                 <w:szCs w:val="23"/>
               </w:rPr>
-              <w:t xml:space="preserve">A fixed regular payment, typically paid monthly, semi-monthly, or </w:t>
-            </w:r>
-            <w:r>
-              <w:rPr>
-                <w:rFonts w:ascii="Segoe UI" w:eastAsia="Times New Roman" w:hAnsi="Segoe UI" w:cs="Segoe UI"/>
-                <w:sz w:val="23"/>
-                <w:szCs w:val="23"/>
-              </w:rPr>
-              <w:lastRenderedPageBreak/>
-              <w:t>weekly</w:t>
+              <w:t xml:space="preserve">A fixed regular payment, typically paid monthly, </w:t>
+            </w:r>
+          </w:p>
+          <w:p>
+            <w:pPr>
+              <w:spacing w:after="0" w:line="375" w:lineRule="atLeast"/>
+              <w:rPr>
+                <w:rFonts w:ascii="Segoe UI" w:eastAsia="Times New Roman" w:hAnsi="Segoe UI" w:cs="Segoe UI"/>
+                <w:sz w:val="23"/>
+                <w:szCs w:val="23"/>
+              </w:rPr>
+            </w:pPr>
+            <w:r>
+              <w:rPr>
+                <w:rFonts w:ascii="Segoe UI" w:eastAsia="Times New Roman" w:hAnsi="Segoe UI" w:cs="Segoe UI"/>
+                <w:sz w:val="23"/>
+                <w:szCs w:val="23"/>
+              </w:rPr>
+              <w:t>semi-monthly, or weekly</w:t>
             </w:r>
           </w:p>
         </w:tc>
@@ -12051,7 +12325,7 @@
       <w:tr>
         <w:tc>
           <w:tcPr>
-            <w:tcW w:w="0" w:type="auto"/>
+            <w:tcW w:w="4410" w:type="dxa"/>
             <w:tcMar>
               <w:top w:w="150" w:type="dxa"/>
               <w:left w:w="0" w:type="dxa"/>
@@ -12078,14 +12352,13 @@
                 <w:sz w:val="23"/>
                 <w:szCs w:val="23"/>
               </w:rPr>
-              <w:lastRenderedPageBreak/>
               <w:t>Wage</w:t>
             </w:r>
           </w:p>
         </w:tc>
         <w:tc>
           <w:tcPr>
-            <w:tcW w:w="0" w:type="auto"/>
+            <w:tcW w:w="6870" w:type="dxa"/>
             <w:tcMar>
               <w:top w:w="150" w:type="dxa"/>
               <w:left w:w="240" w:type="dxa"/>
@@ -12110,7 +12383,25 @@
                 <w:sz w:val="23"/>
                 <w:szCs w:val="23"/>
               </w:rPr>
-              <w:t>Earnings based on time worked (hourly, daily, weekly) or tasks completed</w:t>
+              <w:t xml:space="preserve">Earnings based on time worked (hourly, daily, weekly) </w:t>
+            </w:r>
+          </w:p>
+          <w:p>
+            <w:pPr>
+              <w:spacing w:after="0" w:line="375" w:lineRule="atLeast"/>
+              <w:rPr>
+                <w:rFonts w:ascii="Segoe UI" w:eastAsia="Times New Roman" w:hAnsi="Segoe UI" w:cs="Segoe UI"/>
+                <w:sz w:val="23"/>
+                <w:szCs w:val="23"/>
+              </w:rPr>
+            </w:pPr>
+            <w:r>
+              <w:rPr>
+                <w:rFonts w:ascii="Segoe UI" w:eastAsia="Times New Roman" w:hAnsi="Segoe UI" w:cs="Segoe UI"/>
+                <w:sz w:val="23"/>
+                <w:szCs w:val="23"/>
+              </w:rPr>
+              <w:t>or tasks completed</w:t>
             </w:r>
           </w:p>
         </w:tc>
@@ -12118,7 +12409,7 @@
       <w:tr>
         <w:tc>
           <w:tcPr>
-            <w:tcW w:w="0" w:type="auto"/>
+            <w:tcW w:w="4410" w:type="dxa"/>
             <w:tcMar>
               <w:top w:w="150" w:type="dxa"/>
               <w:left w:w="0" w:type="dxa"/>
@@ -12151,7 +12442,7 @@
         </w:tc>
         <w:tc>
           <w:tcPr>
-            <w:tcW w:w="0" w:type="auto"/>
+            <w:tcW w:w="6870" w:type="dxa"/>
             <w:tcMar>
               <w:top w:w="150" w:type="dxa"/>
               <w:left w:w="240" w:type="dxa"/>
@@ -12184,7 +12475,7 @@
       <w:tr>
         <w:tc>
           <w:tcPr>
-            <w:tcW w:w="0" w:type="auto"/>
+            <w:tcW w:w="4410" w:type="dxa"/>
             <w:tcMar>
               <w:top w:w="150" w:type="dxa"/>
               <w:left w:w="0" w:type="dxa"/>
@@ -12217,7 +12508,7 @@
         </w:tc>
         <w:tc>
           <w:tcPr>
-            <w:tcW w:w="0" w:type="auto"/>
+            <w:tcW w:w="6870" w:type="dxa"/>
             <w:tcMar>
               <w:top w:w="150" w:type="dxa"/>
               <w:left w:w="240" w:type="dxa"/>
@@ -12242,7 +12533,7 @@
                 <w:sz w:val="23"/>
                 <w:szCs w:val="23"/>
               </w:rPr>
-              <w:t>Earnings based on the number of items or products completed</w:t>
+              <w:t>Earnings based on the number of items completed</w:t>
             </w:r>
           </w:p>
         </w:tc>
@@ -12250,7 +12541,7 @@
       <w:tr>
         <w:tc>
           <w:tcPr>
-            <w:tcW w:w="0" w:type="auto"/>
+            <w:tcW w:w="4410" w:type="dxa"/>
             <w:tcMar>
               <w:top w:w="150" w:type="dxa"/>
               <w:left w:w="0" w:type="dxa"/>
@@ -12283,7 +12574,7 @@
         </w:tc>
         <w:tc>
           <w:tcPr>
-            <w:tcW w:w="0" w:type="auto"/>
+            <w:tcW w:w="6870" w:type="dxa"/>
             <w:tcMar>
               <w:top w:w="150" w:type="dxa"/>
               <w:left w:w="240" w:type="dxa"/>
@@ -12316,7 +12607,7 @@
       <w:tr>
         <w:tc>
           <w:tcPr>
-            <w:tcW w:w="0" w:type="auto"/>
+            <w:tcW w:w="4410" w:type="dxa"/>
             <w:tcMar>
               <w:top w:w="150" w:type="dxa"/>
               <w:left w:w="0" w:type="dxa"/>
@@ -12349,7 +12640,7 @@
         </w:tc>
         <w:tc>
           <w:tcPr>
-            <w:tcW w:w="0" w:type="auto"/>
+            <w:tcW w:w="6870" w:type="dxa"/>
             <w:tcMar>
               <w:top w:w="150" w:type="dxa"/>
               <w:left w:w="240" w:type="dxa"/>
@@ -12374,7 +12665,25 @@
                 <w:sz w:val="23"/>
                 <w:szCs w:val="23"/>
               </w:rPr>
-              <w:t>Take-home pay — the amount left after deductions are subtracted</w:t>
+              <w:t xml:space="preserve">Take-home pay — the amount left after deductions </w:t>
+            </w:r>
+          </w:p>
+          <w:p>
+            <w:pPr>
+              <w:spacing w:after="0" w:line="375" w:lineRule="atLeast"/>
+              <w:rPr>
+                <w:rFonts w:ascii="Segoe UI" w:eastAsia="Times New Roman" w:hAnsi="Segoe UI" w:cs="Segoe UI"/>
+                <w:sz w:val="23"/>
+                <w:szCs w:val="23"/>
+              </w:rPr>
+            </w:pPr>
+            <w:r>
+              <w:rPr>
+                <w:rFonts w:ascii="Segoe UI" w:eastAsia="Times New Roman" w:hAnsi="Segoe UI" w:cs="Segoe UI"/>
+                <w:sz w:val="23"/>
+                <w:szCs w:val="23"/>
+              </w:rPr>
+              <w:t>are subtracted</w:t>
             </w:r>
           </w:p>
         </w:tc>
@@ -12382,7 +12691,7 @@
       <w:tr>
         <w:tc>
           <w:tcPr>
-            <w:tcW w:w="0" w:type="auto"/>
+            <w:tcW w:w="4410" w:type="dxa"/>
             <w:tcMar>
               <w:top w:w="150" w:type="dxa"/>
               <w:left w:w="0" w:type="dxa"/>
@@ -12415,7 +12724,7 @@
         </w:tc>
         <w:tc>
           <w:tcPr>
-            <w:tcW w:w="0" w:type="auto"/>
+            <w:tcW w:w="6870" w:type="dxa"/>
             <w:tcMar>
               <w:top w:w="150" w:type="dxa"/>
               <w:left w:w="240" w:type="dxa"/>
@@ -12440,7 +12749,25 @@
                 <w:sz w:val="23"/>
                 <w:szCs w:val="23"/>
               </w:rPr>
-              <w:t>Mandatory contribution for private sector employees for retirement, disability, and death benefits</w:t>
+              <w:t xml:space="preserve">Mandatory contribution for private sector employees </w:t>
+            </w:r>
+          </w:p>
+          <w:p>
+            <w:pPr>
+              <w:spacing w:after="0" w:line="375" w:lineRule="atLeast"/>
+              <w:rPr>
+                <w:rFonts w:ascii="Segoe UI" w:eastAsia="Times New Roman" w:hAnsi="Segoe UI" w:cs="Segoe UI"/>
+                <w:sz w:val="23"/>
+                <w:szCs w:val="23"/>
+              </w:rPr>
+            </w:pPr>
+            <w:r>
+              <w:rPr>
+                <w:rFonts w:ascii="Segoe UI" w:eastAsia="Times New Roman" w:hAnsi="Segoe UI" w:cs="Segoe UI"/>
+                <w:sz w:val="23"/>
+                <w:szCs w:val="23"/>
+              </w:rPr>
+              <w:t>for retirement, disability, and death benefits</w:t>
             </w:r>
           </w:p>
         </w:tc>
@@ -12448,7 +12775,7 @@
       <w:tr>
         <w:tc>
           <w:tcPr>
-            <w:tcW w:w="0" w:type="auto"/>
+            <w:tcW w:w="4410" w:type="dxa"/>
             <w:tcMar>
               <w:top w:w="150" w:type="dxa"/>
               <w:left w:w="0" w:type="dxa"/>
@@ -12481,7 +12808,7 @@
         </w:tc>
         <w:tc>
           <w:tcPr>
-            <w:tcW w:w="0" w:type="auto"/>
+            <w:tcW w:w="6870" w:type="dxa"/>
             <w:tcMar>
               <w:top w:w="150" w:type="dxa"/>
               <w:left w:w="240" w:type="dxa"/>
@@ -12514,7 +12841,7 @@
       <w:tr>
         <w:tc>
           <w:tcPr>
-            <w:tcW w:w="0" w:type="auto"/>
+            <w:tcW w:w="4410" w:type="dxa"/>
             <w:tcMar>
               <w:top w:w="150" w:type="dxa"/>
               <w:left w:w="0" w:type="dxa"/>
@@ -12547,7 +12874,7 @@
         </w:tc>
         <w:tc>
           <w:tcPr>
-            <w:tcW w:w="0" w:type="auto"/>
+            <w:tcW w:w="6870" w:type="dxa"/>
             <w:tcMar>
               <w:top w:w="150" w:type="dxa"/>
               <w:left w:w="240" w:type="dxa"/>
@@ -12580,7 +12907,7 @@
       <w:tr>
         <w:tc>
           <w:tcPr>
-            <w:tcW w:w="0" w:type="auto"/>
+            <w:tcW w:w="4410" w:type="dxa"/>
             <w:tcMar>
               <w:top w:w="150" w:type="dxa"/>
               <w:left w:w="0" w:type="dxa"/>
@@ -12613,7 +12940,7 @@
         </w:tc>
         <w:tc>
           <w:tcPr>
-            <w:tcW w:w="0" w:type="auto"/>
+            <w:tcW w:w="6870" w:type="dxa"/>
             <w:tcMar>
               <w:top w:w="150" w:type="dxa"/>
               <w:left w:w="240" w:type="dxa"/>
@@ -12638,7 +12965,25 @@
                 <w:sz w:val="23"/>
                 <w:szCs w:val="23"/>
               </w:rPr>
-              <w:t>Mandatory savings and housing loan fund for all employees</w:t>
+              <w:t xml:space="preserve">Mandatory savings and housing loan fund for all </w:t>
+            </w:r>
+          </w:p>
+          <w:p>
+            <w:pPr>
+              <w:spacing w:after="0" w:line="375" w:lineRule="atLeast"/>
+              <w:rPr>
+                <w:rFonts w:ascii="Segoe UI" w:eastAsia="Times New Roman" w:hAnsi="Segoe UI" w:cs="Segoe UI"/>
+                <w:sz w:val="23"/>
+                <w:szCs w:val="23"/>
+              </w:rPr>
+            </w:pPr>
+            <w:r>
+              <w:rPr>
+                <w:rFonts w:ascii="Segoe UI" w:eastAsia="Times New Roman" w:hAnsi="Segoe UI" w:cs="Segoe UI"/>
+                <w:sz w:val="23"/>
+                <w:szCs w:val="23"/>
+              </w:rPr>
+              <w:t>employees</w:t>
             </w:r>
           </w:p>
         </w:tc>
@@ -12646,7 +12991,7 @@
       <w:tr>
         <w:tc>
           <w:tcPr>
-            <w:tcW w:w="0" w:type="auto"/>
+            <w:tcW w:w="4410" w:type="dxa"/>
             <w:tcMar>
               <w:top w:w="150" w:type="dxa"/>
               <w:left w:w="0" w:type="dxa"/>
@@ -12679,7 +13024,7 @@
         </w:tc>
         <w:tc>
           <w:tcPr>
-            <w:tcW w:w="0" w:type="auto"/>
+            <w:tcW w:w="6870" w:type="dxa"/>
             <w:tcMar>
               <w:top w:w="150" w:type="dxa"/>
               <w:left w:w="240" w:type="dxa"/>
@@ -12712,7 +13057,7 @@
       <w:tr>
         <w:tc>
           <w:tcPr>
-            <w:tcW w:w="0" w:type="auto"/>
+            <w:tcW w:w="4410" w:type="dxa"/>
             <w:tcMar>
               <w:top w:w="150" w:type="dxa"/>
               <w:left w:w="0" w:type="dxa"/>
@@ -12745,7 +13090,7 @@
         </w:tc>
         <w:tc>
           <w:tcPr>
-            <w:tcW w:w="0" w:type="auto"/>
+            <w:tcW w:w="6870" w:type="dxa"/>
             <w:tcMar>
               <w:top w:w="150" w:type="dxa"/>
               <w:left w:w="240" w:type="dxa"/>
@@ -12770,7 +13115,25 @@
                 <w:sz w:val="23"/>
                 <w:szCs w:val="23"/>
               </w:rPr>
-              <w:t>Extra pay for working beyond 8 hours per day (typically 125% of regular rate)</w:t>
+              <w:t xml:space="preserve">Extra pay for working beyond 8 hours per day </w:t>
+            </w:r>
+          </w:p>
+          <w:p>
+            <w:pPr>
+              <w:spacing w:after="0" w:line="375" w:lineRule="atLeast"/>
+              <w:rPr>
+                <w:rFonts w:ascii="Segoe UI" w:eastAsia="Times New Roman" w:hAnsi="Segoe UI" w:cs="Segoe UI"/>
+                <w:sz w:val="23"/>
+                <w:szCs w:val="23"/>
+              </w:rPr>
+            </w:pPr>
+            <w:r>
+              <w:rPr>
+                <w:rFonts w:ascii="Segoe UI" w:eastAsia="Times New Roman" w:hAnsi="Segoe UI" w:cs="Segoe UI"/>
+                <w:sz w:val="23"/>
+                <w:szCs w:val="23"/>
+              </w:rPr>
+              <w:t>(typically 125% of regular rate)</w:t>
             </w:r>
           </w:p>
         </w:tc>
@@ -12791,6 +13154,7 @@
           <w:sz w:val="24"/>
           <w:szCs w:val="24"/>
         </w:rPr>
+        <w:lastRenderedPageBreak/>
         <w:pict>
           <v:rect id="_x0000_i1034" style="width:0;height:.75pt" o:hralign="center" o:hrstd="t" o:hr="t" fillcolor="#a0a0a0" stroked="f"/>
         </w:pict>
@@ -12868,7 +13232,6 @@
           <w:sz w:val="24"/>
           <w:szCs w:val="24"/>
         </w:rPr>
-        <w:lastRenderedPageBreak/>
         <w:t>Distinguish between </w:t>
       </w:r>
       <w:r>
@@ -13111,10 +13474,7 @@
         <w:t>Calculate the net income for both jobs (assuming SSS 5%, PhilHealth 2.5%, Pag-IBIG 2% capped at ₱200, and withholding tax at 0% for simplicity). Which job provides higher net income? Explain your answer.</w:t>
       </w:r>
     </w:p>
-    <w:p>
-      <w:bookmarkStart w:id="0" w:name="_GoBack"/>
-      <w:bookmarkEnd w:id="0"/>
-    </w:p>
+    <w:p/>
     <w:sectPr>
       <w:pgSz w:w="12240" w:h="15840"/>
       <w:pgMar w:top="1440" w:right="1440" w:bottom="1440" w:left="1440" w:header="720" w:footer="720" w:gutter="0"/>
